--- a/Our_Work/documents/UNSW-NB15-Literature-Comparison.docx
+++ b/Our_Work/documents/UNSW-NB15-Literature-Comparison.docx
@@ -428,7 +428,7 @@
               <w:rPr>
                 <w:sz w:val="18"/>
               </w:rPr>
-              <w:t>Analysis and Backdoor stay low largely because many of their rows have an exact feature twin with another label.</w:t>
+              <w:t>Analysis and Backdoor stay low. Many of their rows have an exact feature twin with another label, which lowers the achievable score but does not explain all of it.</w:t>
             </w:r>
           </w:p>
         </w:tc>
@@ -445,7 +445,7 @@
               <w:rPr>
                 <w:sz w:val="18"/>
               </w:rPr>
-              <w:t>Share of rows with a twin of another label: Backdoor 81.6%, Analysis 78.3%. F1: Backdoor 0.179, Analysis 0.172.</w:t>
+              <w:t>Training rows with a twin of another label (45 model features): Backdoor 82.5%, Analysis 78.2%. A rule that memorises the most common label of each identical-feature group reaches F1 0.36 (Backdoor) and 0.37 (Analysis) on the training data; our models reach 0.179 and 0.172.</w:t>
             </w:r>
           </w:p>
         </w:tc>
@@ -1380,7 +1380,7 @@
               <w:rPr>
                 <w:sz w:val="15"/>
               </w:rPr>
-              <w:t>Sarhan, Layeghy, Portmann (2021). Towards a Standard Feature Set for Network Intrusion Detection System Datasets.</w:t>
+              <w:t>Zoghi &amp; Serpen (2024). Building an intrusion detection system on UNSW-NB15: reducing the margin of error to deal with data overlap and imbalance. Concurrency and Computation: Practice and Experience.</w:t>
             </w:r>
           </w:p>
         </w:tc>
@@ -1393,163 +1393,6 @@
               <w:spacing w:after="0"/>
             </w:pPr>
             <w:hyperlink r:id="rId11">
-              <w:r>
-                <w:rPr>
-                  <w:color w:val="0563C1"/>
-                  <w:u w:val="single"/>
-                  <w:sz w:val="15"/>
-                </w:rPr>
-                <w:t>https://arxiv.org/abs/2101.11315</w:t>
-              </w:r>
-            </w:hyperlink>
-          </w:p>
-        </w:tc>
-        <w:tc>
-          <w:tcPr>
-            <w:tcW w:type="dxa" w:w="964"/>
-          </w:tcPr>
-          <w:p>
-            <w:pPr>
-              <w:spacing w:after="0"/>
-            </w:pPr>
-            <w:r>
-              <w:rPr>
-                <w:sz w:val="15"/>
-              </w:rPr>
-              <w:t>Dataset / feature sets</w:t>
-            </w:r>
-          </w:p>
-        </w:tc>
-        <w:tc>
-          <w:tcPr>
-            <w:tcW w:type="dxa" w:w="1757"/>
-          </w:tcPr>
-          <w:p>
-            <w:pPr>
-              <w:spacing w:after="0"/>
-            </w:pPr>
-            <w:r>
-              <w:rPr>
-                <w:sz w:val="15"/>
-              </w:rPr>
-              <w:t>Several NIDS datasets (list not checked).</w:t>
-            </w:r>
-          </w:p>
-        </w:tc>
-        <w:tc>
-          <w:tcPr>
-            <w:tcW w:type="dxa" w:w="1701"/>
-          </w:tcPr>
-          <w:p>
-            <w:pPr>
-              <w:spacing w:after="0"/>
-            </w:pPr>
-            <w:r>
-              <w:rPr>
-                <w:sz w:val="15"/>
-              </w:rPr>
-              <w:t>Not checked.</w:t>
-            </w:r>
-          </w:p>
-        </w:tc>
-        <w:tc>
-          <w:tcPr>
-            <w:tcW w:type="dxa" w:w="2438"/>
-          </w:tcPr>
-          <w:p>
-            <w:pPr>
-              <w:spacing w:after="0"/>
-            </w:pPr>
-            <w:r>
-              <w:rPr>
-                <w:sz w:val="15"/>
-              </w:rPr>
-              <w:t>Proposes two NetFlow-based feature sets (12 and 43 features) so datasets can be compared.</w:t>
-            </w:r>
-          </w:p>
-        </w:tc>
-        <w:tc>
-          <w:tcPr>
-            <w:tcW w:type="dxa" w:w="2494"/>
-          </w:tcPr>
-          <w:p>
-            <w:pPr>
-              <w:spacing w:after="0"/>
-            </w:pPr>
-            <w:r>
-              <w:rPr>
-                <w:sz w:val="15"/>
-              </w:rPr>
-              <w:t>Not checked. The abstract argues that dataset-specific features make performance comparison 'virtually impossible'.</w:t>
-            </w:r>
-          </w:p>
-        </w:tc>
-        <w:tc>
-          <w:tcPr>
-            <w:tcW w:type="dxa" w:w="1134"/>
-          </w:tcPr>
-          <w:p>
-            <w:pPr>
-              <w:spacing w:after="0"/>
-            </w:pPr>
-            <w:r>
-              <w:rPr>
-                <w:sz w:val="15"/>
-              </w:rPr>
-              <w:t>Abstract only (abstract)</w:t>
-            </w:r>
-          </w:p>
-        </w:tc>
-      </w:tr>
-      <w:tr>
-        <w:trPr>
-          <w:cantSplit w:val="true"/>
-        </w:trPr>
-        <w:tc>
-          <w:tcPr>
-            <w:tcW w:type="dxa" w:w="510"/>
-            <w:shd w:val="clear" w:color="auto" w:fill="F2F5F9"/>
-          </w:tcPr>
-          <w:p>
-            <w:pPr>
-              <w:spacing w:after="0"/>
-            </w:pPr>
-            <w:r>
-              <w:rPr>
-                <w:b/>
-                <w:sz w:val="15"/>
-              </w:rPr>
-              <w:t>P4</w:t>
-            </w:r>
-          </w:p>
-        </w:tc>
-        <w:tc>
-          <w:tcPr>
-            <w:tcW w:type="dxa" w:w="2324"/>
-            <w:shd w:val="clear" w:color="auto" w:fill="F2F5F9"/>
-          </w:tcPr>
-          <w:p>
-            <w:pPr>
-              <w:spacing w:after="0"/>
-            </w:pPr>
-            <w:r>
-              <w:rPr>
-                <w:sz w:val="15"/>
-              </w:rPr>
-              <w:t>Zoghi &amp; Serpen (2024). Building an intrusion detection system on UNSW-NB15: reducing the margin of error to deal with data overlap and imbalance. Concurrency and Computation: Practice and Experience.</w:t>
-            </w:r>
-          </w:p>
-        </w:tc>
-        <w:tc>
-          <w:tcPr>
-            <w:tcW w:type="dxa" w:w="1814"/>
-            <w:shd w:val="clear" w:color="auto" w:fill="F2F5F9"/>
-          </w:tcPr>
-          <w:p>
-            <w:pPr>
-              <w:spacing w:after="0"/>
-            </w:pPr>
-            <w:hyperlink r:id="rId12">
               <w:r>
                 <w:rPr>
                   <w:color w:val="0563C1"/>
@@ -1564,7 +1407,6 @@
         <w:tc>
           <w:tcPr>
             <w:tcW w:type="dxa" w:w="964"/>
-            <w:shd w:val="clear" w:color="auto" w:fill="F2F5F9"/>
           </w:tcPr>
           <w:p>
             <w:pPr>
@@ -1581,7 +1423,6 @@
         <w:tc>
           <w:tcPr>
             <w:tcW w:type="dxa" w:w="1757"/>
-            <w:shd w:val="clear" w:color="auto" w:fill="F2F5F9"/>
           </w:tcPr>
           <w:p>
             <w:pPr>
@@ -1598,7 +1439,6 @@
         <w:tc>
           <w:tcPr>
             <w:tcW w:type="dxa" w:w="1701"/>
-            <w:shd w:val="clear" w:color="auto" w:fill="F2F5F9"/>
           </w:tcPr>
           <w:p>
             <w:pPr>
@@ -1615,7 +1455,6 @@
         <w:tc>
           <w:tcPr>
             <w:tcW w:type="dxa" w:w="2438"/>
-            <w:shd w:val="clear" w:color="auto" w:fill="F2F5F9"/>
           </w:tcPr>
           <w:p>
             <w:pPr>
@@ -1632,7 +1471,6 @@
         <w:tc>
           <w:tcPr>
             <w:tcW w:type="dxa" w:w="2494"/>
-            <w:shd w:val="clear" w:color="auto" w:fill="F2F5F9"/>
           </w:tcPr>
           <w:p>
             <w:pPr>
@@ -1649,7 +1487,6 @@
         <w:tc>
           <w:tcPr>
             <w:tcW w:type="dxa" w:w="1134"/>
-            <w:shd w:val="clear" w:color="auto" w:fill="F2F5F9"/>
           </w:tcPr>
           <w:p>
             <w:pPr>
@@ -1671,6 +1508,7 @@
         <w:tc>
           <w:tcPr>
             <w:tcW w:type="dxa" w:w="510"/>
+            <w:shd w:val="clear" w:color="auto" w:fill="F2F5F9"/>
           </w:tcPr>
           <w:p>
             <w:pPr>
@@ -1681,162 +1519,7 @@
                 <w:b/>
                 <w:sz w:val="15"/>
               </w:rPr>
-              <w:t>P5</w:t>
-            </w:r>
-          </w:p>
-        </w:tc>
-        <w:tc>
-          <w:tcPr>
-            <w:tcW w:type="dxa" w:w="2324"/>
-          </w:tcPr>
-          <w:p>
-            <w:pPr>
-              <w:spacing w:after="0"/>
-            </w:pPr>
-            <w:r>
-              <w:rPr>
-                <w:sz w:val="15"/>
-              </w:rPr>
-              <w:t>Kasongo &amp; Sun (2020). Performance analysis of intrusion detection systems using a feature selection method on the UNSW-NB15 dataset. Journal of Big Data 7.</w:t>
-            </w:r>
-          </w:p>
-        </w:tc>
-        <w:tc>
-          <w:tcPr>
-            <w:tcW w:type="dxa" w:w="1814"/>
-          </w:tcPr>
-          <w:p>
-            <w:pPr>
-              <w:spacing w:after="0"/>
-            </w:pPr>
-            <w:hyperlink r:id="rId13">
-              <w:r>
-                <w:rPr>
-                  <w:color w:val="0563C1"/>
-                  <w:u w:val="single"/>
-                  <w:sz w:val="15"/>
-                </w:rPr>
-                <w:t>https://doi.org/10.1186/s40537-020-00379-6</w:t>
-              </w:r>
-            </w:hyperlink>
-          </w:p>
-        </w:tc>
-        <w:tc>
-          <w:tcPr>
-            <w:tcW w:type="dxa" w:w="964"/>
-          </w:tcPr>
-          <w:p>
-            <w:pPr>
-              <w:spacing w:after="0"/>
-            </w:pPr>
-            <w:r>
-              <w:rPr>
-                <w:sz w:val="15"/>
-              </w:rPr>
-              <w:t>Tabular ML</w:t>
-            </w:r>
-          </w:p>
-        </w:tc>
-        <w:tc>
-          <w:tcPr>
-            <w:tcW w:type="dxa" w:w="1757"/>
-          </w:tcPr>
-          <w:p>
-            <w:pPr>
-              <w:spacing w:after="0"/>
-            </w:pPr>
-            <w:r>
-              <w:rPr>
-                <w:sz w:val="15"/>
-              </w:rPr>
-              <w:t>UNSW-NB15.</w:t>
-            </w:r>
-          </w:p>
-        </w:tc>
-        <w:tc>
-          <w:tcPr>
-            <w:tcW w:type="dxa" w:w="1701"/>
-          </w:tcPr>
-          <w:p>
-            <w:pPr>
-              <w:spacing w:after="0"/>
-            </w:pPr>
-            <w:r>
-              <w:rPr>
-                <w:sz w:val="15"/>
-              </w:rPr>
-              <w:t>Not checked.</w:t>
-            </w:r>
-          </w:p>
-        </w:tc>
-        <w:tc>
-          <w:tcPr>
-            <w:tcW w:type="dxa" w:w="2438"/>
-          </w:tcPr>
-          <w:p>
-            <w:pPr>
-              <w:spacing w:after="0"/>
-            </w:pPr>
-            <w:r>
-              <w:rPr>
-                <w:sz w:val="15"/>
-              </w:rPr>
-              <w:t>XGBoost-based filter feature selection, then DT, ANN, LR, KNN and SVM classifiers.</w:t>
-            </w:r>
-          </w:p>
-        </w:tc>
-        <w:tc>
-          <w:tcPr>
-            <w:tcW w:type="dxa" w:w="2494"/>
-          </w:tcPr>
-          <w:p>
-            <w:pPr>
-              <w:spacing w:after="0"/>
-            </w:pPr>
-            <w:r>
-              <w:rPr>
-                <w:sz w:val="15"/>
-              </w:rPr>
-              <w:t>Not checked.</w:t>
-            </w:r>
-          </w:p>
-        </w:tc>
-        <w:tc>
-          <w:tcPr>
-            <w:tcW w:type="dxa" w:w="1134"/>
-          </w:tcPr>
-          <w:p>
-            <w:pPr>
-              <w:spacing w:after="0"/>
-            </w:pPr>
-            <w:r>
-              <w:rPr>
-                <w:sz w:val="15"/>
-              </w:rPr>
-              <w:t>Abstract only (search summary)</w:t>
-            </w:r>
-          </w:p>
-        </w:tc>
-      </w:tr>
-      <w:tr>
-        <w:trPr>
-          <w:cantSplit w:val="true"/>
-        </w:trPr>
-        <w:tc>
-          <w:tcPr>
-            <w:tcW w:type="dxa" w:w="510"/>
-            <w:shd w:val="clear" w:color="auto" w:fill="F2F5F9"/>
-          </w:tcPr>
-          <w:p>
-            <w:pPr>
-              <w:spacing w:after="0"/>
-            </w:pPr>
-            <w:r>
-              <w:rPr>
-                <w:b/>
-                <w:sz w:val="15"/>
-              </w:rPr>
-              <w:t>P6</w:t>
+              <w:t>P4</w:t>
             </w:r>
           </w:p>
         </w:tc>
@@ -1866,7 +1549,7 @@
             <w:pPr>
               <w:spacing w:after="0"/>
             </w:pPr>
-            <w:hyperlink r:id="rId14">
+            <w:hyperlink r:id="rId12">
               <w:r>
                 <w:rPr>
                   <w:color w:val="0563C1"/>
@@ -1998,7 +1681,7 @@
                 <w:b/>
                 <w:sz w:val="15"/>
               </w:rPr>
-              <w:t>P7</w:t>
+              <w:t>P5</w:t>
             </w:r>
           </w:p>
         </w:tc>
@@ -2026,7 +1709,7 @@
             <w:pPr>
               <w:spacing w:after="0"/>
             </w:pPr>
-            <w:hyperlink r:id="rId15">
+            <w:hyperlink r:id="rId13">
               <w:r>
                 <w:rPr>
                   <w:color w:val="0563C1"/>
@@ -2153,7 +1836,7 @@
                 <w:b/>
                 <w:sz w:val="15"/>
               </w:rPr>
-              <w:t>P8</w:t>
+              <w:t>P6</w:t>
             </w:r>
           </w:p>
         </w:tc>
@@ -2183,7 +1866,7 @@
             <w:pPr>
               <w:spacing w:after="0"/>
             </w:pPr>
-            <w:hyperlink r:id="rId16">
+            <w:hyperlink r:id="rId14">
               <w:r>
                 <w:rPr>
                   <w:color w:val="0563C1"/>
@@ -2315,7 +1998,7 @@
                 <w:b/>
                 <w:sz w:val="15"/>
               </w:rPr>
-              <w:t>P9</w:t>
+              <w:t>P7</w:t>
             </w:r>
           </w:p>
         </w:tc>
@@ -2331,7 +2014,7 @@
               <w:rPr>
                 <w:sz w:val="15"/>
               </w:rPr>
-              <w:t>Bilot, El Madhoun, Al Agha, Zouaoui (2023). Graph Neural Networks for Intrusion Detection: A Survey. IEEE Access 11, 49114-49139.</w:t>
+              <w:t>Wang, Zheng, Gui, Hua, Hassan (2025). Are We There Yet? Unraveling the State-of-the-Art Graph Network Intrusion Detection Systems.</w:t>
             </w:r>
           </w:p>
         </w:tc>
@@ -2343,324 +2026,7 @@
             <w:pPr>
               <w:spacing w:after="0"/>
             </w:pPr>
-            <w:hyperlink r:id="rId17">
-              <w:r>
-                <w:rPr>
-                  <w:color w:val="0563C1"/>
-                  <w:u w:val="single"/>
-                  <w:sz w:val="15"/>
-                </w:rPr>
-                <w:t>https://doi.org/10.1109/ACCESS.2023.3275789</w:t>
-              </w:r>
-            </w:hyperlink>
-          </w:p>
-        </w:tc>
-        <w:tc>
-          <w:tcPr>
-            <w:tcW w:type="dxa" w:w="964"/>
-          </w:tcPr>
-          <w:p>
-            <w:pPr>
-              <w:spacing w:after="0"/>
-            </w:pPr>
-            <w:r>
-              <w:rPr>
-                <w:sz w:val="15"/>
-              </w:rPr>
-              <w:t>Survey</w:t>
-            </w:r>
-          </w:p>
-        </w:tc>
-        <w:tc>
-          <w:tcPr>
-            <w:tcW w:type="dxa" w:w="1757"/>
-          </w:tcPr>
-          <w:p>
-            <w:pPr>
-              <w:spacing w:after="0"/>
-            </w:pPr>
-            <w:r>
-              <w:rPr>
-                <w:sz w:val="15"/>
-              </w:rPr>
-              <w:t>Survey (not applicable).</w:t>
-            </w:r>
-          </w:p>
-        </w:tc>
-        <w:tc>
-          <w:tcPr>
-            <w:tcW w:type="dxa" w:w="1701"/>
-          </w:tcPr>
-          <w:p>
-            <w:pPr>
-              <w:spacing w:after="0"/>
-            </w:pPr>
-            <w:r>
-              <w:rPr>
-                <w:sz w:val="15"/>
-              </w:rPr>
-              <w:t>Not applicable.</w:t>
-            </w:r>
-          </w:p>
-        </w:tc>
-        <w:tc>
-          <w:tcPr>
-            <w:tcW w:type="dxa" w:w="2438"/>
-          </w:tcPr>
-          <w:p>
-            <w:pPr>
-              <w:spacing w:after="0"/>
-            </w:pPr>
-            <w:r>
-              <w:rPr>
-                <w:sz w:val="15"/>
-              </w:rPr>
-              <w:t>Reviews graph representation learning for network-based and host-based intrusion detection.</w:t>
-            </w:r>
-          </w:p>
-        </w:tc>
-        <w:tc>
-          <w:tcPr>
-            <w:tcW w:type="dxa" w:w="2494"/>
-          </w:tcPr>
-          <w:p>
-            <w:pPr>
-              <w:spacing w:after="0"/>
-            </w:pPr>
-            <w:r>
-              <w:rPr>
-                <w:sz w:val="15"/>
-              </w:rPr>
-              <w:t>Not applicable.</w:t>
-            </w:r>
-          </w:p>
-        </w:tc>
-        <w:tc>
-          <w:tcPr>
-            <w:tcW w:type="dxa" w:w="1134"/>
-          </w:tcPr>
-          <w:p>
-            <w:pPr>
-              <w:spacing w:after="0"/>
-            </w:pPr>
-            <w:r>
-              <w:rPr>
-                <w:sz w:val="15"/>
-              </w:rPr>
-              <w:t>Abstract only (abstract)</w:t>
-            </w:r>
-          </w:p>
-        </w:tc>
-      </w:tr>
-      <w:tr>
-        <w:trPr>
-          <w:cantSplit w:val="true"/>
-        </w:trPr>
-        <w:tc>
-          <w:tcPr>
-            <w:tcW w:type="dxa" w:w="510"/>
-            <w:shd w:val="clear" w:color="auto" w:fill="F2F5F9"/>
-          </w:tcPr>
-          <w:p>
-            <w:pPr>
-              <w:spacing w:after="0"/>
-            </w:pPr>
-            <w:r>
-              <w:rPr>
-                <w:b/>
-                <w:sz w:val="15"/>
-              </w:rPr>
-              <w:t>P10</w:t>
-            </w:r>
-          </w:p>
-        </w:tc>
-        <w:tc>
-          <w:tcPr>
-            <w:tcW w:type="dxa" w:w="2324"/>
-            <w:shd w:val="clear" w:color="auto" w:fill="F2F5F9"/>
-          </w:tcPr>
-          <w:p>
-            <w:pPr>
-              <w:spacing w:after="0"/>
-            </w:pPr>
-            <w:r>
-              <w:rPr>
-                <w:sz w:val="15"/>
-              </w:rPr>
-              <w:t>Zhong, Lin, Zhang, Xu (2024). A survey on graph neural networks for intrusion detection systems: methods, trends and challenges. Computers &amp; Security 141.</w:t>
-            </w:r>
-          </w:p>
-        </w:tc>
-        <w:tc>
-          <w:tcPr>
-            <w:tcW w:type="dxa" w:w="1814"/>
-            <w:shd w:val="clear" w:color="auto" w:fill="F2F5F9"/>
-          </w:tcPr>
-          <w:p>
-            <w:pPr>
-              <w:spacing w:after="0"/>
-            </w:pPr>
-            <w:hyperlink r:id="rId18">
-              <w:r>
-                <w:rPr>
-                  <w:color w:val="0563C1"/>
-                  <w:u w:val="single"/>
-                  <w:sz w:val="15"/>
-                </w:rPr>
-                <w:t>https://doi.org/10.1016/j.cose.2024.103821</w:t>
-              </w:r>
-            </w:hyperlink>
-          </w:p>
-        </w:tc>
-        <w:tc>
-          <w:tcPr>
-            <w:tcW w:type="dxa" w:w="964"/>
-            <w:shd w:val="clear" w:color="auto" w:fill="F2F5F9"/>
-          </w:tcPr>
-          <w:p>
-            <w:pPr>
-              <w:spacing w:after="0"/>
-            </w:pPr>
-            <w:r>
-              <w:rPr>
-                <w:sz w:val="15"/>
-              </w:rPr>
-              <w:t>Survey</w:t>
-            </w:r>
-          </w:p>
-        </w:tc>
-        <w:tc>
-          <w:tcPr>
-            <w:tcW w:type="dxa" w:w="1757"/>
-            <w:shd w:val="clear" w:color="auto" w:fill="F2F5F9"/>
-          </w:tcPr>
-          <w:p>
-            <w:pPr>
-              <w:spacing w:after="0"/>
-            </w:pPr>
-            <w:r>
-              <w:rPr>
-                <w:sz w:val="15"/>
-              </w:rPr>
-              <w:t>Survey (not applicable).</w:t>
-            </w:r>
-          </w:p>
-        </w:tc>
-        <w:tc>
-          <w:tcPr>
-            <w:tcW w:type="dxa" w:w="1701"/>
-            <w:shd w:val="clear" w:color="auto" w:fill="F2F5F9"/>
-          </w:tcPr>
-          <w:p>
-            <w:pPr>
-              <w:spacing w:after="0"/>
-            </w:pPr>
-            <w:r>
-              <w:rPr>
-                <w:sz w:val="15"/>
-              </w:rPr>
-              <w:t>Not applicable.</w:t>
-            </w:r>
-          </w:p>
-        </w:tc>
-        <w:tc>
-          <w:tcPr>
-            <w:tcW w:type="dxa" w:w="2438"/>
-            <w:shd w:val="clear" w:color="auto" w:fill="F2F5F9"/>
-          </w:tcPr>
-          <w:p>
-            <w:pPr>
-              <w:spacing w:after="0"/>
-            </w:pPr>
-            <w:r>
-              <w:rPr>
-                <w:sz w:val="15"/>
-              </w:rPr>
-              <w:t>Reviews GNN methods for intrusion detection.</w:t>
-            </w:r>
-          </w:p>
-        </w:tc>
-        <w:tc>
-          <w:tcPr>
-            <w:tcW w:type="dxa" w:w="2494"/>
-            <w:shd w:val="clear" w:color="auto" w:fill="F2F5F9"/>
-          </w:tcPr>
-          <w:p>
-            <w:pPr>
-              <w:spacing w:after="0"/>
-            </w:pPr>
-            <w:r>
-              <w:rPr>
-                <w:sz w:val="15"/>
-              </w:rPr>
-              <w:t>Not applicable.</w:t>
-            </w:r>
-          </w:p>
-        </w:tc>
-        <w:tc>
-          <w:tcPr>
-            <w:tcW w:type="dxa" w:w="1134"/>
-            <w:shd w:val="clear" w:color="auto" w:fill="F2F5F9"/>
-          </w:tcPr>
-          <w:p>
-            <w:pPr>
-              <w:spacing w:after="0"/>
-            </w:pPr>
-            <w:r>
-              <w:rPr>
-                <w:sz w:val="15"/>
-              </w:rPr>
-              <w:t>Abstract only (abstract)</w:t>
-            </w:r>
-          </w:p>
-        </w:tc>
-      </w:tr>
-      <w:tr>
-        <w:trPr>
-          <w:cantSplit w:val="true"/>
-        </w:trPr>
-        <w:tc>
-          <w:tcPr>
-            <w:tcW w:type="dxa" w:w="510"/>
-          </w:tcPr>
-          <w:p>
-            <w:pPr>
-              <w:spacing w:after="0"/>
-            </w:pPr>
-            <w:r>
-              <w:rPr>
-                <w:b/>
-                <w:sz w:val="15"/>
-              </w:rPr>
-              <w:t>P11</w:t>
-            </w:r>
-          </w:p>
-        </w:tc>
-        <w:tc>
-          <w:tcPr>
-            <w:tcW w:type="dxa" w:w="2324"/>
-          </w:tcPr>
-          <w:p>
-            <w:pPr>
-              <w:spacing w:after="0"/>
-            </w:pPr>
-            <w:r>
-              <w:rPr>
-                <w:sz w:val="15"/>
-              </w:rPr>
-              <w:t>Wang, Zheng, Gui, Hua, Hassan (2025). Are We There Yet? Unraveling the State-of-the-Art Graph Network Intrusion Detection Systems.</w:t>
-            </w:r>
-          </w:p>
-        </w:tc>
-        <w:tc>
-          <w:tcPr>
-            <w:tcW w:type="dxa" w:w="1814"/>
-          </w:tcPr>
-          <w:p>
-            <w:pPr>
-              <w:spacing w:after="0"/>
-            </w:pPr>
-            <w:hyperlink r:id="rId19">
+            <w:hyperlink r:id="rId15">
               <w:r>
                 <w:rPr>
                   <w:color w:val="0563C1"/>
@@ -2787,7 +2153,7 @@
                 <w:b/>
                 <w:sz w:val="15"/>
               </w:rPr>
-              <w:t>P12</w:t>
+              <w:t>P8</w:t>
             </w:r>
           </w:p>
         </w:tc>
@@ -2817,7 +2183,7 @@
             <w:pPr>
               <w:spacing w:after="0"/>
             </w:pPr>
-            <w:hyperlink r:id="rId20">
+            <w:hyperlink r:id="rId16">
               <w:r>
                 <w:rPr>
                   <w:color w:val="0563C1"/>
@@ -2949,7 +2315,7 @@
                 <w:b/>
                 <w:sz w:val="15"/>
               </w:rPr>
-              <w:t>P13</w:t>
+              <w:t>P9</w:t>
             </w:r>
           </w:p>
         </w:tc>
@@ -2977,7 +2343,7 @@
             <w:pPr>
               <w:spacing w:after="0"/>
             </w:pPr>
-            <w:hyperlink r:id="rId21">
+            <w:hyperlink r:id="rId17">
               <w:r>
                 <w:rPr>
                   <w:color w:val="0563C1"/>
@@ -3104,7 +2470,7 @@
                 <w:b/>
                 <w:sz w:val="15"/>
               </w:rPr>
-              <w:t>P14</w:t>
+              <w:t>P10</w:t>
             </w:r>
           </w:p>
         </w:tc>
@@ -3134,7 +2500,7 @@
             <w:pPr>
               <w:spacing w:after="0"/>
             </w:pPr>
-            <w:hyperlink r:id="rId22">
+            <w:hyperlink r:id="rId18">
               <w:r>
                 <w:rPr>
                   <w:color w:val="0563C1"/>
@@ -3266,7 +2632,7 @@
                 <w:b/>
                 <w:sz w:val="15"/>
               </w:rPr>
-              <w:t>P15</w:t>
+              <w:t>P11</w:t>
             </w:r>
           </w:p>
         </w:tc>
@@ -3294,7 +2660,7 @@
             <w:pPr>
               <w:spacing w:after="0"/>
             </w:pPr>
-            <w:hyperlink r:id="rId23">
+            <w:hyperlink r:id="rId19">
               <w:r>
                 <w:rPr>
                   <w:color w:val="0563C1"/>
@@ -3421,7 +2787,7 @@
                 <w:b/>
                 <w:sz w:val="15"/>
               </w:rPr>
-              <w:t>P16</w:t>
+              <w:t>P12</w:t>
             </w:r>
           </w:p>
         </w:tc>
@@ -3451,7 +2817,7 @@
             <w:pPr>
               <w:spacing w:after="0"/>
             </w:pPr>
-            <w:hyperlink r:id="rId24">
+            <w:hyperlink r:id="rId20">
               <w:r>
                 <w:rPr>
                   <w:color w:val="0563C1"/>
@@ -3583,7 +2949,7 @@
                 <w:b/>
                 <w:sz w:val="15"/>
               </w:rPr>
-              <w:t>P17</w:t>
+              <w:t>P13</w:t>
             </w:r>
           </w:p>
         </w:tc>
@@ -3611,7 +2977,7 @@
             <w:pPr>
               <w:spacing w:after="0"/>
             </w:pPr>
-            <w:hyperlink r:id="rId25">
+            <w:hyperlink r:id="rId21">
               <w:r>
                 <w:rPr>
                   <w:color w:val="0563C1"/>
@@ -3738,7 +3104,7 @@
                 <w:b/>
                 <w:sz w:val="15"/>
               </w:rPr>
-              <w:t>P18</w:t>
+              <w:t>P14</w:t>
             </w:r>
           </w:p>
         </w:tc>
@@ -3768,7 +3134,7 @@
             <w:pPr>
               <w:spacing w:after="0"/>
             </w:pPr>
-            <w:hyperlink r:id="rId26">
+            <w:hyperlink r:id="rId22">
               <w:r>
                 <w:rPr>
                   <w:color w:val="0563C1"/>
@@ -4318,7 +3684,7 @@
               <w:rPr>
                 <w:sz w:val="16"/>
               </w:rPr>
-              <w:t>Sarhan et al. 2021</w:t>
+              <w:t>Zoghi &amp; Serpen 2024</w:t>
             </w:r>
           </w:p>
         </w:tc>
@@ -4334,7 +3700,7 @@
               <w:rPr>
                 <w:sz w:val="16"/>
               </w:rPr>
-              <w:t>Probably</w:t>
+              <w:t>Yes</w:t>
             </w:r>
           </w:p>
         </w:tc>
@@ -4350,7 +3716,7 @@
               <w:rPr>
                 <w:sz w:val="16"/>
               </w:rPr>
-              <w:t>No</w:t>
+              <w:t>Binary and multi-class; accuracy and sensitivity</w:t>
             </w:r>
           </w:p>
         </w:tc>
@@ -4366,7 +3732,7 @@
               <w:rPr>
                 <w:sz w:val="16"/>
               </w:rPr>
-              <w:t>Feature-set proposal; results not checked.</w:t>
+              <w:t>Ensemble design; split not checked; metrics are accuracy and sensitivity, not macro F1.</w:t>
             </w:r>
           </w:p>
         </w:tc>
@@ -4382,7 +3748,7 @@
               <w:rPr>
                 <w:sz w:val="16"/>
               </w:rPr>
-              <w:t>Setup</w:t>
+              <w:t>C1, C4</w:t>
             </w:r>
           </w:p>
         </w:tc>
@@ -4398,7 +3764,7 @@
               <w:rPr>
                 <w:sz w:val="16"/>
               </w:rPr>
-              <w:t>Background</w:t>
+              <w:t>Partial</w:t>
             </w:r>
           </w:p>
         </w:tc>
@@ -4438,7 +3804,7 @@
               <w:rPr>
                 <w:sz w:val="16"/>
               </w:rPr>
-              <w:t>Zoghi &amp; Serpen 2024</w:t>
+              <w:t>Lo et al. 2022</w:t>
             </w:r>
           </w:p>
         </w:tc>
@@ -4455,7 +3821,7 @@
               <w:rPr>
                 <w:sz w:val="16"/>
               </w:rPr>
-              <w:t>Yes</w:t>
+              <w:t>No (IoT datasets)</w:t>
             </w:r>
           </w:p>
         </w:tc>
@@ -4472,7 +3838,7 @@
               <w:rPr>
                 <w:sz w:val="16"/>
               </w:rPr>
-              <w:t>Binary and multi-class; accuracy and sensitivity</w:t>
+              <w:t>Multi-class, weighted F1</w:t>
             </w:r>
           </w:p>
         </w:tc>
@@ -4489,7 +3855,7 @@
               <w:rPr>
                 <w:sz w:val="16"/>
               </w:rPr>
-              <w:t>Ensemble design; split not checked; metrics are accuracy and sensitivity, not macro F1.</w:t>
+              <w:t>Same graph definition as our GNN (nodes = IP and port, edges = flows). Different data, 70/30 split, full-neighbourhood training, weighted F1. We implemented the design on UNSW-NB15 (see analysis.md, section 8).</w:t>
             </w:r>
           </w:p>
         </w:tc>
@@ -4506,7 +3872,7 @@
               <w:rPr>
                 <w:sz w:val="16"/>
               </w:rPr>
-              <w:t>C1, C4</w:t>
+              <w:t>C5, C6, C9, C11</w:t>
             </w:r>
           </w:p>
         </w:tc>
@@ -4561,7 +3927,7 @@
               <w:rPr>
                 <w:sz w:val="16"/>
               </w:rPr>
-              <w:t>Kasongo &amp; Sun 2020</w:t>
+              <w:t>Caville et al. 2022</w:t>
             </w:r>
           </w:p>
         </w:tc>
@@ -4577,7 +3943,7 @@
               <w:rPr>
                 <w:sz w:val="16"/>
               </w:rPr>
-              <w:t>Yes</w:t>
+              <w:t>NetFlow version</w:t>
             </w:r>
           </w:p>
         </w:tc>
@@ -4593,7 +3959,7 @@
               <w:rPr>
                 <w:sz w:val="16"/>
               </w:rPr>
-              <w:t>Accuracy-style metrics</w:t>
+              <w:t>Binary anomaly detection, macro F1 over normal and attack</w:t>
             </w:r>
           </w:p>
         </w:tc>
@@ -4609,7 +3975,7 @@
               <w:rPr>
                 <w:sz w:val="16"/>
               </w:rPr>
-              <w:t>Feature selection study; split and results not checked.</w:t>
+              <w:t>Self-supervised, attack-free training; not comparable with 10-class macro F1.</w:t>
             </w:r>
           </w:p>
         </w:tc>
@@ -4625,7 +3991,7 @@
               <w:rPr>
                 <w:sz w:val="16"/>
               </w:rPr>
-              <w:t>None yet</w:t>
+              <w:t>C5</w:t>
             </w:r>
           </w:p>
         </w:tc>
@@ -4681,7 +4047,7 @@
               <w:rPr>
                 <w:sz w:val="16"/>
               </w:rPr>
-              <w:t>Lo et al. 2022</w:t>
+              <w:t>Pujol-Perich et al. 2022</w:t>
             </w:r>
           </w:p>
         </w:tc>
@@ -4698,7 +4064,7 @@
               <w:rPr>
                 <w:sz w:val="16"/>
               </w:rPr>
-              <w:t>No (IoT datasets)</w:t>
+              <w:t>No (CIC-IDS2017)</w:t>
             </w:r>
           </w:p>
         </w:tc>
@@ -4732,7 +4098,7 @@
               <w:rPr>
                 <w:sz w:val="16"/>
               </w:rPr>
-              <w:t>Same graph definition as our GNN (nodes = IP and port, edges = flows). Different data, 70/30 split, full-neighbourhood training, weighted F1. We implemented the design on UNSW-NB15 (see analysis.md, section 8).</w:t>
+              <w:t>Host and flow graph, different architecture; robustness study.</w:t>
             </w:r>
           </w:p>
         </w:tc>
@@ -4749,7 +4115,7 @@
               <w:rPr>
                 <w:sz w:val="16"/>
               </w:rPr>
-              <w:t>C5, C6, C9, C11</w:t>
+              <w:t>C5, C6</w:t>
             </w:r>
           </w:p>
         </w:tc>
@@ -4766,7 +4132,7 @@
               <w:rPr>
                 <w:sz w:val="16"/>
               </w:rPr>
-              <w:t>Partial</w:t>
+              <w:t>Background</w:t>
             </w:r>
           </w:p>
         </w:tc>
@@ -4804,7 +4170,7 @@
               <w:rPr>
                 <w:sz w:val="16"/>
               </w:rPr>
-              <w:t>Caville et al. 2022</w:t>
+              <w:t>Wang et al. 2025</w:t>
             </w:r>
           </w:p>
         </w:tc>
@@ -4820,7 +4186,7 @@
               <w:rPr>
                 <w:sz w:val="16"/>
               </w:rPr>
-              <w:t>NetFlow version</w:t>
+              <w:t>No</w:t>
             </w:r>
           </w:p>
         </w:tc>
@@ -4836,7 +4202,7 @@
               <w:rPr>
                 <w:sz w:val="16"/>
               </w:rPr>
-              <w:t>Binary anomaly detection, macro F1 over normal and attack</w:t>
+              <w:t>Detection quality of graph IDS</w:t>
             </w:r>
           </w:p>
         </w:tc>
@@ -4852,7 +4218,7 @@
               <w:rPr>
                 <w:sz w:val="16"/>
               </w:rPr>
-              <w:t>Self-supervised, attack-free training; not comparable with 10-class macro F1.</w:t>
+              <w:t>Mostly host-level and anomaly-based systems, not flow classification.</w:t>
             </w:r>
           </w:p>
         </w:tc>
@@ -4868,7 +4234,7 @@
               <w:rPr>
                 <w:sz w:val="16"/>
               </w:rPr>
-              <w:t>C5</w:t>
+              <w:t>C8, C9</w:t>
             </w:r>
           </w:p>
         </w:tc>
@@ -4884,7 +4250,7 @@
               <w:rPr>
                 <w:sz w:val="16"/>
               </w:rPr>
-              <w:t>Partial</w:t>
+              <w:t>Background</w:t>
             </w:r>
           </w:p>
         </w:tc>
@@ -4924,7 +4290,7 @@
               <w:rPr>
                 <w:sz w:val="16"/>
               </w:rPr>
-              <w:t>Pujol-Perich et al. 2022</w:t>
+              <w:t>Xu et al. 2025</w:t>
             </w:r>
           </w:p>
         </w:tc>
@@ -4941,7 +4307,7 @@
               <w:rPr>
                 <w:sz w:val="16"/>
               </w:rPr>
-              <w:t>No (CIC-IDS2017)</w:t>
+              <w:t>Yes</w:t>
             </w:r>
           </w:p>
         </w:tc>
@@ -4958,7 +4324,7 @@
               <w:rPr>
                 <w:sz w:val="16"/>
               </w:rPr>
-              <w:t>Multi-class, weighted F1</w:t>
+              <w:t>10-class, weighted F1</w:t>
             </w:r>
           </w:p>
         </w:tc>
@@ -4975,7 +4341,7 @@
               <w:rPr>
                 <w:sz w:val="16"/>
               </w:rPr>
-              <w:t>Host and flow graph, different architecture; robustness study.</w:t>
+              <w:t>Weighted F1, which is dominated by Normal and Generic; 5:2:3 split; no tree baseline.</w:t>
             </w:r>
           </w:p>
         </w:tc>
@@ -4992,7 +4358,7 @@
               <w:rPr>
                 <w:sz w:val="16"/>
               </w:rPr>
-              <w:t>C5, C6</w:t>
+              <w:t>C6, C11</w:t>
             </w:r>
           </w:p>
         </w:tc>
@@ -5009,7 +4375,7 @@
               <w:rPr>
                 <w:sz w:val="16"/>
               </w:rPr>
-              <w:t>Background</w:t>
+              <w:t>Partial</w:t>
             </w:r>
           </w:p>
         </w:tc>
@@ -5031,7 +4397,7 @@
                 <w:b/>
                 <w:sz w:val="16"/>
               </w:rPr>
-              <w:t>P9, P10</w:t>
+              <w:t>P9</w:t>
             </w:r>
           </w:p>
         </w:tc>
@@ -5047,7 +4413,7 @@
               <w:rPr>
                 <w:sz w:val="16"/>
               </w:rPr>
-              <w:t>Bilot 2023; Zhong 2024</w:t>
+              <w:t>Mohamed &amp; Taherdoost 2026</w:t>
             </w:r>
           </w:p>
         </w:tc>
@@ -5063,7 +4429,7 @@
               <w:rPr>
                 <w:sz w:val="16"/>
               </w:rPr>
-              <w:t>n/a</w:t>
+              <w:t>Yes</w:t>
             </w:r>
           </w:p>
         </w:tc>
@@ -5079,7 +4445,7 @@
               <w:rPr>
                 <w:sz w:val="16"/>
               </w:rPr>
-              <w:t>n/a</w:t>
+              <w:t>Binary, F1</w:t>
             </w:r>
           </w:p>
         </w:tc>
@@ -5095,7 +4461,7 @@
               <w:rPr>
                 <w:sz w:val="16"/>
               </w:rPr>
-              <w:t>Surveys; we have not extracted their GNN-vs-tree statements.</w:t>
+              <w:t>40,000-flow sample; graph over 47 IP nodes (ours uses IP and port nodes); Random Forest.</w:t>
             </w:r>
           </w:p>
         </w:tc>
@@ -5111,7 +4477,7 @@
               <w:rPr>
                 <w:sz w:val="16"/>
               </w:rPr>
-              <w:t>C5, C6</w:t>
+              <w:t>C7</w:t>
             </w:r>
           </w:p>
         </w:tc>
@@ -5127,7 +4493,7 @@
               <w:rPr>
                 <w:sz w:val="16"/>
               </w:rPr>
-              <w:t>Background</w:t>
+              <w:t>Partial</w:t>
             </w:r>
           </w:p>
         </w:tc>
@@ -5150,7 +4516,7 @@
                 <w:b/>
                 <w:sz w:val="16"/>
               </w:rPr>
-              <w:t>P11</w:t>
+              <w:t>P10</w:t>
             </w:r>
           </w:p>
         </w:tc>
@@ -5167,7 +4533,7 @@
               <w:rPr>
                 <w:sz w:val="16"/>
               </w:rPr>
-              <w:t>Wang et al. 2025</w:t>
+              <w:t>El Mahdaouy et al. 2026</w:t>
             </w:r>
           </w:p>
         </w:tc>
@@ -5184,7 +4550,7 @@
               <w:rPr>
                 <w:sz w:val="16"/>
               </w:rPr>
-              <w:t>No</w:t>
+              <w:t>n/a</w:t>
             </w:r>
           </w:p>
         </w:tc>
@@ -5201,7 +4567,7 @@
               <w:rPr>
                 <w:sz w:val="16"/>
               </w:rPr>
-              <w:t>Detection quality of graph IDS</w:t>
+              <w:t>n/a</w:t>
             </w:r>
           </w:p>
         </w:tc>
@@ -5218,7 +4584,7 @@
               <w:rPr>
                 <w:sz w:val="16"/>
               </w:rPr>
-              <w:t>Mostly host-level and anomaly-based systems, not flow classification.</w:t>
+              <w:t>Survey of context-aware detectors and their evaluation problems.</w:t>
             </w:r>
           </w:p>
         </w:tc>
@@ -5235,7 +4601,7 @@
               <w:rPr>
                 <w:sz w:val="16"/>
               </w:rPr>
-              <w:t>C8, C9</w:t>
+              <w:t>C9</w:t>
             </w:r>
           </w:p>
         </w:tc>
@@ -5274,7 +4640,7 @@
                 <w:b/>
                 <w:sz w:val="16"/>
               </w:rPr>
-              <w:t>P12</w:t>
+              <w:t>P11</w:t>
             </w:r>
           </w:p>
         </w:tc>
@@ -5290,7 +4656,7 @@
               <w:rPr>
                 <w:sz w:val="16"/>
               </w:rPr>
-              <w:t>Xu et al. 2025</w:t>
+              <w:t>Grinsztajn et al. 2022</w:t>
             </w:r>
           </w:p>
         </w:tc>
@@ -5306,7 +4672,7 @@
               <w:rPr>
                 <w:sz w:val="16"/>
               </w:rPr>
-              <w:t>Yes</w:t>
+              <w:t>No</w:t>
             </w:r>
           </w:p>
         </w:tc>
@@ -5322,7 +4688,7 @@
               <w:rPr>
                 <w:sz w:val="16"/>
               </w:rPr>
-              <w:t>10-class, weighted F1</w:t>
+              <w:t>Tabular benchmark</w:t>
             </w:r>
           </w:p>
         </w:tc>
@@ -5338,7 +4704,7 @@
               <w:rPr>
                 <w:sz w:val="16"/>
               </w:rPr>
-              <w:t>Weighted F1, which is dominated by Normal and Generic; 5:2:3 split; no tree baseline.</w:t>
+              <w:t>Their finding is for medium-sized data (about 10,000 samples); our training set has 1.6 million rows.</w:t>
             </w:r>
           </w:p>
         </w:tc>
@@ -5354,7 +4720,7 @@
               <w:rPr>
                 <w:sz w:val="16"/>
               </w:rPr>
-              <w:t>C6, C11</w:t>
+              <w:t>C6</w:t>
             </w:r>
           </w:p>
         </w:tc>
@@ -5370,7 +4736,7 @@
               <w:rPr>
                 <w:sz w:val="16"/>
               </w:rPr>
-              <w:t>Partial</w:t>
+              <w:t>Background</w:t>
             </w:r>
           </w:p>
         </w:tc>
@@ -5393,7 +4759,7 @@
                 <w:b/>
                 <w:sz w:val="16"/>
               </w:rPr>
-              <w:t>P13</w:t>
+              <w:t>P12</w:t>
             </w:r>
           </w:p>
         </w:tc>
@@ -5410,7 +4776,7 @@
               <w:rPr>
                 <w:sz w:val="16"/>
               </w:rPr>
-              <w:t>Mohamed &amp; Taherdoost 2026</w:t>
+              <w:t>Elor &amp; Averbuch-Elor 2022</w:t>
             </w:r>
           </w:p>
         </w:tc>
@@ -5427,7 +4793,7 @@
               <w:rPr>
                 <w:sz w:val="16"/>
               </w:rPr>
-              <w:t>Yes</w:t>
+              <w:t>No</w:t>
             </w:r>
           </w:p>
         </w:tc>
@@ -5444,7 +4810,7 @@
               <w:rPr>
                 <w:sz w:val="16"/>
               </w:rPr>
-              <w:t>Binary, F1</w:t>
+              <w:t>Binary imbalanced tabular</w:t>
             </w:r>
           </w:p>
         </w:tc>
@@ -5461,7 +4827,7 @@
               <w:rPr>
                 <w:sz w:val="16"/>
               </w:rPr>
-              <w:t>40,000-flow sample; graph over 47 IP nodes (ours uses IP and port nodes); Random Forest.</w:t>
+              <w:t>Studies resampling, not class weights; binary only.</w:t>
             </w:r>
           </w:p>
         </w:tc>
@@ -5478,7 +4844,7 @@
               <w:rPr>
                 <w:sz w:val="16"/>
               </w:rPr>
-              <w:t>C7</w:t>
+              <w:t>C3</w:t>
             </w:r>
           </w:p>
         </w:tc>
@@ -5495,7 +4861,7 @@
               <w:rPr>
                 <w:sz w:val="16"/>
               </w:rPr>
-              <w:t>Partial</w:t>
+              <w:t>Background</w:t>
             </w:r>
           </w:p>
         </w:tc>
@@ -5517,7 +4883,7 @@
                 <w:b/>
                 <w:sz w:val="16"/>
               </w:rPr>
-              <w:t>P14</w:t>
+              <w:t>P13</w:t>
             </w:r>
           </w:p>
         </w:tc>
@@ -5533,7 +4899,7 @@
               <w:rPr>
                 <w:sz w:val="16"/>
               </w:rPr>
-              <w:t>El Mahdaouy et al. 2026</w:t>
+              <w:t>Engelen et al. 2021</w:t>
             </w:r>
           </w:p>
         </w:tc>
@@ -5549,7 +4915,7 @@
               <w:rPr>
                 <w:sz w:val="16"/>
               </w:rPr>
-              <w:t>n/a</w:t>
+              <w:t>No (CICIDS2017)</w:t>
             </w:r>
           </w:p>
         </w:tc>
@@ -5565,7 +4931,7 @@
               <w:rPr>
                 <w:sz w:val="16"/>
               </w:rPr>
-              <w:t>n/a</w:t>
+              <w:t>Dataset audit</w:t>
             </w:r>
           </w:p>
         </w:tc>
@@ -5581,7 +4947,7 @@
               <w:rPr>
                 <w:sz w:val="16"/>
               </w:rPr>
-              <w:t>Survey of context-aware detectors and their evaluation problems.</w:t>
+              <w:t>Different dataset.</w:t>
             </w:r>
           </w:p>
         </w:tc>
@@ -5597,7 +4963,7 @@
               <w:rPr>
                 <w:sz w:val="16"/>
               </w:rPr>
-              <w:t>C9</w:t>
+              <w:t>C4</w:t>
             </w:r>
           </w:p>
         </w:tc>
@@ -5636,7 +5002,7 @@
                 <w:b/>
                 <w:sz w:val="16"/>
               </w:rPr>
-              <w:t>P15</w:t>
+              <w:t>P14</w:t>
             </w:r>
           </w:p>
         </w:tc>
@@ -5653,7 +5019,7 @@
               <w:rPr>
                 <w:sz w:val="16"/>
               </w:rPr>
-              <w:t>Grinsztajn et al. 2022</w:t>
+              <w:t>Northcutt et al. 2021</w:t>
             </w:r>
           </w:p>
         </w:tc>
@@ -5687,7 +5053,7 @@
               <w:rPr>
                 <w:sz w:val="16"/>
               </w:rPr>
-              <w:t>Tabular benchmark</w:t>
+              <w:t>Label errors in general</w:t>
             </w:r>
           </w:p>
         </w:tc>
@@ -5704,7 +5070,7 @@
               <w:rPr>
                 <w:sz w:val="16"/>
               </w:rPr>
-              <w:t>Their finding is for medium-sized data (about 10,000 samples); our training set has 1.6 million rows.</w:t>
+              <w:t>No intrusion data.</w:t>
             </w:r>
           </w:p>
         </w:tc>
@@ -5721,7 +5087,7 @@
               <w:rPr>
                 <w:sz w:val="16"/>
               </w:rPr>
-              <w:t>C6</w:t>
+              <w:t>C4</w:t>
             </w:r>
           </w:p>
         </w:tc>
@@ -5729,367 +5095,6 @@
           <w:tcPr>
             <w:tcW w:type="dxa" w:w="1247"/>
             <w:shd w:val="clear" w:color="auto" w:fill="F2F5F9"/>
-          </w:tcPr>
-          <w:p>
-            <w:pPr>
-              <w:spacing w:after="0"/>
-            </w:pPr>
-            <w:r>
-              <w:rPr>
-                <w:sz w:val="16"/>
-              </w:rPr>
-              <w:t>Background</w:t>
-            </w:r>
-          </w:p>
-        </w:tc>
-      </w:tr>
-      <w:tr>
-        <w:trPr>
-          <w:cantSplit w:val="true"/>
-        </w:trPr>
-        <w:tc>
-          <w:tcPr>
-            <w:tcW w:type="dxa" w:w="794"/>
-          </w:tcPr>
-          <w:p>
-            <w:pPr>
-              <w:spacing w:after="0"/>
-            </w:pPr>
-            <w:r>
-              <w:rPr>
-                <w:b/>
-                <w:sz w:val="16"/>
-              </w:rPr>
-              <w:t>P16</w:t>
-            </w:r>
-          </w:p>
-        </w:tc>
-        <w:tc>
-          <w:tcPr>
-            <w:tcW w:type="dxa" w:w="2041"/>
-          </w:tcPr>
-          <w:p>
-            <w:pPr>
-              <w:spacing w:after="0"/>
-            </w:pPr>
-            <w:r>
-              <w:rPr>
-                <w:sz w:val="16"/>
-              </w:rPr>
-              <w:t>Elor &amp; Averbuch-Elor 2022</w:t>
-            </w:r>
-          </w:p>
-        </w:tc>
-        <w:tc>
-          <w:tcPr>
-            <w:tcW w:type="dxa" w:w="1474"/>
-          </w:tcPr>
-          <w:p>
-            <w:pPr>
-              <w:spacing w:after="0"/>
-            </w:pPr>
-            <w:r>
-              <w:rPr>
-                <w:sz w:val="16"/>
-              </w:rPr>
-              <w:t>No</w:t>
-            </w:r>
-          </w:p>
-        </w:tc>
-        <w:tc>
-          <w:tcPr>
-            <w:tcW w:type="dxa" w:w="2154"/>
-          </w:tcPr>
-          <w:p>
-            <w:pPr>
-              <w:spacing w:after="0"/>
-            </w:pPr>
-            <w:r>
-              <w:rPr>
-                <w:sz w:val="16"/>
-              </w:rPr>
-              <w:t>Binary imbalanced tabular</w:t>
-            </w:r>
-          </w:p>
-        </w:tc>
-        <w:tc>
-          <w:tcPr>
-            <w:tcW w:type="dxa" w:w="5102"/>
-          </w:tcPr>
-          <w:p>
-            <w:pPr>
-              <w:spacing w:after="0"/>
-            </w:pPr>
-            <w:r>
-              <w:rPr>
-                <w:sz w:val="16"/>
-              </w:rPr>
-              <w:t>Studies resampling, not class weights; binary only.</w:t>
-            </w:r>
-          </w:p>
-        </w:tc>
-        <w:tc>
-          <w:tcPr>
-            <w:tcW w:type="dxa" w:w="1474"/>
-          </w:tcPr>
-          <w:p>
-            <w:pPr>
-              <w:spacing w:after="0"/>
-            </w:pPr>
-            <w:r>
-              <w:rPr>
-                <w:sz w:val="16"/>
-              </w:rPr>
-              <w:t>C3</w:t>
-            </w:r>
-          </w:p>
-        </w:tc>
-        <w:tc>
-          <w:tcPr>
-            <w:tcW w:type="dxa" w:w="1247"/>
-          </w:tcPr>
-          <w:p>
-            <w:pPr>
-              <w:spacing w:after="0"/>
-            </w:pPr>
-            <w:r>
-              <w:rPr>
-                <w:sz w:val="16"/>
-              </w:rPr>
-              <w:t>Background</w:t>
-            </w:r>
-          </w:p>
-        </w:tc>
-      </w:tr>
-      <w:tr>
-        <w:trPr>
-          <w:cantSplit w:val="true"/>
-        </w:trPr>
-        <w:tc>
-          <w:tcPr>
-            <w:tcW w:type="dxa" w:w="794"/>
-            <w:shd w:val="clear" w:color="auto" w:fill="F2F5F9"/>
-          </w:tcPr>
-          <w:p>
-            <w:pPr>
-              <w:spacing w:after="0"/>
-            </w:pPr>
-            <w:r>
-              <w:rPr>
-                <w:b/>
-                <w:sz w:val="16"/>
-              </w:rPr>
-              <w:t>P17</w:t>
-            </w:r>
-          </w:p>
-        </w:tc>
-        <w:tc>
-          <w:tcPr>
-            <w:tcW w:type="dxa" w:w="2041"/>
-            <w:shd w:val="clear" w:color="auto" w:fill="F2F5F9"/>
-          </w:tcPr>
-          <w:p>
-            <w:pPr>
-              <w:spacing w:after="0"/>
-            </w:pPr>
-            <w:r>
-              <w:rPr>
-                <w:sz w:val="16"/>
-              </w:rPr>
-              <w:t>Engelen et al. 2021</w:t>
-            </w:r>
-          </w:p>
-        </w:tc>
-        <w:tc>
-          <w:tcPr>
-            <w:tcW w:type="dxa" w:w="1474"/>
-            <w:shd w:val="clear" w:color="auto" w:fill="F2F5F9"/>
-          </w:tcPr>
-          <w:p>
-            <w:pPr>
-              <w:spacing w:after="0"/>
-            </w:pPr>
-            <w:r>
-              <w:rPr>
-                <w:sz w:val="16"/>
-              </w:rPr>
-              <w:t>No (CICIDS2017)</w:t>
-            </w:r>
-          </w:p>
-        </w:tc>
-        <w:tc>
-          <w:tcPr>
-            <w:tcW w:type="dxa" w:w="2154"/>
-            <w:shd w:val="clear" w:color="auto" w:fill="F2F5F9"/>
-          </w:tcPr>
-          <w:p>
-            <w:pPr>
-              <w:spacing w:after="0"/>
-            </w:pPr>
-            <w:r>
-              <w:rPr>
-                <w:sz w:val="16"/>
-              </w:rPr>
-              <w:t>Dataset audit</w:t>
-            </w:r>
-          </w:p>
-        </w:tc>
-        <w:tc>
-          <w:tcPr>
-            <w:tcW w:type="dxa" w:w="5102"/>
-            <w:shd w:val="clear" w:color="auto" w:fill="F2F5F9"/>
-          </w:tcPr>
-          <w:p>
-            <w:pPr>
-              <w:spacing w:after="0"/>
-            </w:pPr>
-            <w:r>
-              <w:rPr>
-                <w:sz w:val="16"/>
-              </w:rPr>
-              <w:t>Different dataset.</w:t>
-            </w:r>
-          </w:p>
-        </w:tc>
-        <w:tc>
-          <w:tcPr>
-            <w:tcW w:type="dxa" w:w="1474"/>
-            <w:shd w:val="clear" w:color="auto" w:fill="F2F5F9"/>
-          </w:tcPr>
-          <w:p>
-            <w:pPr>
-              <w:spacing w:after="0"/>
-            </w:pPr>
-            <w:r>
-              <w:rPr>
-                <w:sz w:val="16"/>
-              </w:rPr>
-              <w:t>C4</w:t>
-            </w:r>
-          </w:p>
-        </w:tc>
-        <w:tc>
-          <w:tcPr>
-            <w:tcW w:type="dxa" w:w="1247"/>
-            <w:shd w:val="clear" w:color="auto" w:fill="F2F5F9"/>
-          </w:tcPr>
-          <w:p>
-            <w:pPr>
-              <w:spacing w:after="0"/>
-            </w:pPr>
-            <w:r>
-              <w:rPr>
-                <w:sz w:val="16"/>
-              </w:rPr>
-              <w:t>Background</w:t>
-            </w:r>
-          </w:p>
-        </w:tc>
-      </w:tr>
-      <w:tr>
-        <w:trPr>
-          <w:cantSplit w:val="true"/>
-        </w:trPr>
-        <w:tc>
-          <w:tcPr>
-            <w:tcW w:type="dxa" w:w="794"/>
-          </w:tcPr>
-          <w:p>
-            <w:pPr>
-              <w:spacing w:after="0"/>
-            </w:pPr>
-            <w:r>
-              <w:rPr>
-                <w:b/>
-                <w:sz w:val="16"/>
-              </w:rPr>
-              <w:t>P18</w:t>
-            </w:r>
-          </w:p>
-        </w:tc>
-        <w:tc>
-          <w:tcPr>
-            <w:tcW w:type="dxa" w:w="2041"/>
-          </w:tcPr>
-          <w:p>
-            <w:pPr>
-              <w:spacing w:after="0"/>
-            </w:pPr>
-            <w:r>
-              <w:rPr>
-                <w:sz w:val="16"/>
-              </w:rPr>
-              <w:t>Northcutt et al. 2021</w:t>
-            </w:r>
-          </w:p>
-        </w:tc>
-        <w:tc>
-          <w:tcPr>
-            <w:tcW w:type="dxa" w:w="1474"/>
-          </w:tcPr>
-          <w:p>
-            <w:pPr>
-              <w:spacing w:after="0"/>
-            </w:pPr>
-            <w:r>
-              <w:rPr>
-                <w:sz w:val="16"/>
-              </w:rPr>
-              <w:t>No</w:t>
-            </w:r>
-          </w:p>
-        </w:tc>
-        <w:tc>
-          <w:tcPr>
-            <w:tcW w:type="dxa" w:w="2154"/>
-          </w:tcPr>
-          <w:p>
-            <w:pPr>
-              <w:spacing w:after="0"/>
-            </w:pPr>
-            <w:r>
-              <w:rPr>
-                <w:sz w:val="16"/>
-              </w:rPr>
-              <w:t>Label errors in general</w:t>
-            </w:r>
-          </w:p>
-        </w:tc>
-        <w:tc>
-          <w:tcPr>
-            <w:tcW w:type="dxa" w:w="5102"/>
-          </w:tcPr>
-          <w:p>
-            <w:pPr>
-              <w:spacing w:after="0"/>
-            </w:pPr>
-            <w:r>
-              <w:rPr>
-                <w:sz w:val="16"/>
-              </w:rPr>
-              <w:t>No intrusion data.</w:t>
-            </w:r>
-          </w:p>
-        </w:tc>
-        <w:tc>
-          <w:tcPr>
-            <w:tcW w:type="dxa" w:w="1474"/>
-          </w:tcPr>
-          <w:p>
-            <w:pPr>
-              <w:spacing w:after="0"/>
-            </w:pPr>
-            <w:r>
-              <w:rPr>
-                <w:sz w:val="16"/>
-              </w:rPr>
-              <w:t>C4</w:t>
-            </w:r>
-          </w:p>
-        </w:tc>
-        <w:tc>
-          <w:tcPr>
-            <w:tcW w:type="dxa" w:w="1247"/>
           </w:tcPr>
           <w:p>
             <w:pPr>
@@ -6262,7 +5267,7 @@
               <w:rPr>
                 <w:sz w:val="16"/>
               </w:rPr>
-              <w:t>P2, P4, P16</w:t>
+              <w:t>P2, P3, P12</w:t>
             </w:r>
           </w:p>
         </w:tc>
@@ -6278,7 +5283,7 @@
               <w:rPr>
                 <w:sz w:val="16"/>
               </w:rPr>
-              <w:t>P2 used class weights for its Extra Trees but did not report their effect. P4 targets imbalance with Balanced Bagging and a Hellinger-based forest (abstract only). P16 finds that resampling does not help strong classifiers.</w:t>
+              <w:t>P2 used class weights for its Extra Trees but did not report their effect. P3 targets imbalance with Balanced Bagging and a Hellinger-based forest (abstract only). P12 finds that resampling does not help strong classifiers.</w:t>
             </w:r>
           </w:p>
         </w:tc>
@@ -6311,7 +5316,7 @@
               <w:rPr>
                 <w:sz w:val="16"/>
               </w:rPr>
-              <w:t>We found no paper that measures the weighted vs unweighted gap on UNSW-NB15. P16 is about resampling, not weights.</w:t>
+              <w:t>We found no paper that measures the weighted vs unweighted gap on UNSW-NB15. P12 is about resampling, not weights.</w:t>
             </w:r>
           </w:p>
         </w:tc>
@@ -6351,7 +5356,7 @@
               <w:rPr>
                 <w:sz w:val="16"/>
               </w:rPr>
-              <w:t>P4</w:t>
+              <w:t>P3</w:t>
             </w:r>
           </w:p>
         </w:tc>
@@ -6368,7 +5373,7 @@
               <w:rPr>
                 <w:sz w:val="16"/>
               </w:rPr>
-              <w:t>P4 builds an ensemble for imbalance, which is a different design.</w:t>
+              <w:t>P3 builds an ensemble for imbalance, which is a different design.</w:t>
             </w:r>
           </w:p>
         </w:tc>
@@ -6441,7 +5446,7 @@
               <w:rPr>
                 <w:sz w:val="16"/>
               </w:rPr>
-              <w:t>P16</w:t>
+              <w:t>P12</w:t>
             </w:r>
           </w:p>
         </w:tc>
@@ -6457,7 +5462,7 @@
               <w:rPr>
                 <w:sz w:val="16"/>
               </w:rPr>
-              <w:t>P16 reports that balancing, including synthetic samples, does not improve strong classifiers.</w:t>
+              <w:t>P12 reports that balancing, including synthetic samples, does not improve strong classifiers.</w:t>
             </w:r>
           </w:p>
         </w:tc>
@@ -6490,7 +5495,7 @@
               <w:rPr>
                 <w:sz w:val="16"/>
               </w:rPr>
-              <w:t>P16 uses binary tabular data. Our result is on one split and one SMOTE setup, with a gain of 0.011 to 0.015.</w:t>
+              <w:t>P12 uses binary tabular data. Our result is on one split and one SMOTE setup, with a gain of 0.011 to 0.015.</w:t>
             </w:r>
           </w:p>
         </w:tc>
@@ -6513,7 +5518,7 @@
                 <w:b/>
                 <w:sz w:val="16"/>
               </w:rPr>
-              <w:t>C4 Analysis and Backdoor are limited by overlapping labels</w:t>
+              <w:t>C4 Analysis and Backdoor are partly limited by overlapping labels</w:t>
             </w:r>
           </w:p>
         </w:tc>
@@ -6530,7 +5535,7 @@
               <w:rPr>
                 <w:sz w:val="16"/>
               </w:rPr>
-              <w:t>P2, P4, P17, P18</w:t>
+              <w:t>P2, P3, P13, P14</w:t>
             </w:r>
           </w:p>
         </w:tc>
@@ -6547,7 +5552,7 @@
               <w:rPr>
                 <w:sz w:val="16"/>
               </w:rPr>
-              <w:t>P2: Analysis F1 0.03, Backdoor 0.08, DoS 0.18 with a different classifier. P4 names class overlap and imbalance as the problem for UNSW-NB15 (abstract). P17 and P18 show label problems in other data.</w:t>
+              <w:t>P2: Analysis F1 0.03, Backdoor 0.08, DoS 0.18 with a different classifier. P3 names class overlap and imbalance as the problem for UNSW-NB15 (abstract). P13 and P14 show label problems in other data.</w:t>
             </w:r>
           </w:p>
         </w:tc>
@@ -6620,7 +5625,7 @@
               <w:rPr>
                 <w:sz w:val="16"/>
               </w:rPr>
-              <w:t>P6, P7, P8</w:t>
+              <w:t>P4, P5, P6</w:t>
             </w:r>
           </w:p>
         </w:tc>
@@ -6636,7 +5641,7 @@
               <w:rPr>
                 <w:sz w:val="16"/>
               </w:rPr>
-              <w:t>P6 and P7 report graph models on other data; P8 compares a graph model with ML baselines on CIC-IDS2017.</w:t>
+              <w:t>P4 and P5 report graph models on other data; P6 compares a graph model with ML baselines on CIC-IDS2017.</w:t>
             </w:r>
           </w:p>
         </w:tc>
@@ -6669,7 +5674,7 @@
               <w:rPr>
                 <w:sz w:val="16"/>
               </w:rPr>
-              <w:t>We did not find a no-graph or shuffled-graph control in P6, P7 or P8 as read. Their baselines are other classifiers, not the same model without the graph. When we ran that control ourselves, a paper-style E-GraphSAGE showed no gain from the real graph (-0.008 to -0.010 macro F1), while our first GNN showed +0.017, so the answer depends on the design.</w:t>
+              <w:t>We did not find a no-graph or shuffled-graph control in P4, P5 or P6 as read. Their baselines are other classifiers, not the same model without the graph. When we ran that control ourselves, a paper-style E-GraphSAGE showed no gain from the real graph (-0.008 to -0.010 macro F1), while our first GNN showed +0.017, so the answer depends on the design.</w:t>
             </w:r>
           </w:p>
         </w:tc>
@@ -6709,7 +5714,7 @@
               <w:rPr>
                 <w:sz w:val="16"/>
               </w:rPr>
-              <w:t>P6, P12, P15</w:t>
+              <w:t>P4, P8, P11</w:t>
             </w:r>
           </w:p>
         </w:tc>
@@ -6726,7 +5731,7 @@
               <w:rPr>
                 <w:sz w:val="16"/>
               </w:rPr>
-              <w:t>P6 reports weighted F1 equal to or slightly above Extra Trees numbers copied from P2 on NF-BoT-IoT (0.81 vs 0.77), ToN-IoT (0.87 vs 0.87) and NF-ToN-IoT (0.63 vs 0.60). P12 has no tree baseline. P15 finds trees ahead of neural networks on medium-sized tabular data.</w:t>
+              <w:t>P4 reports weighted F1 equal to or slightly above Extra Trees numbers copied from P2 on NF-BoT-IoT (0.81 vs 0.77), ToN-IoT (0.87 vs 0.87) and NF-ToN-IoT (0.63 vs 0.60). P8 has no tree baseline. P11 finds trees ahead of neural networks on medium-sized tabular data.</w:t>
             </w:r>
           </w:p>
         </w:tc>
@@ -6761,7 +5766,7 @@
               <w:rPr>
                 <w:sz w:val="16"/>
               </w:rPr>
-              <w:t>P6 suggests GNN is level with trees on IoT data under weighted F1; P15 points the other way but for smaller data. Different metrics and datasets, so neither settles it. On UNSW-NB15 under macro F1 our trees are 0.07 to 0.08 ahead; under weighted F1 the difference is at most 0.003.</w:t>
+              <w:t>P4 suggests GNN is level with trees on IoT data under weighted F1; P11 points the other way but for smaller data. Different metrics and datasets, so neither settles it. On UNSW-NB15 under macro F1 our trees are 0.07 to 0.08 ahead; under weighted F1 the difference is at most 0.003.</w:t>
             </w:r>
           </w:p>
         </w:tc>
@@ -6799,7 +5804,7 @@
               <w:rPr>
                 <w:sz w:val="16"/>
               </w:rPr>
-              <w:t>P13</w:t>
+              <w:t>P9</w:t>
             </w:r>
           </w:p>
         </w:tc>
@@ -6815,7 +5820,7 @@
               <w:rPr>
                 <w:sz w:val="16"/>
               </w:rPr>
-              <w:t>P13: hybrid F1 97.69% vs flow-only 97.49%; McNemar p = 0.295; paired t-test across folds p = 0.026. The authors withdrew a larger claim after restricting graph statistics to training data.</w:t>
+              <w:t>P9: hybrid F1 97.69% vs flow-only 97.49%; McNemar p = 0.295; paired t-test across folds p = 0.026. The authors withdrew a larger claim after restricting graph statistics to training data.</w:t>
             </w:r>
           </w:p>
         </w:tc>
@@ -6848,7 +5853,7 @@
               <w:rPr>
                 <w:sz w:val="16"/>
               </w:rPr>
-              <w:t>P13 is binary, uses a 40,000-flow sample and a graph of 47 IP nodes.</w:t>
+              <w:t>P9 is binary, uses a 40,000-flow sample and a graph of 47 IP nodes.</w:t>
             </w:r>
           </w:p>
         </w:tc>
@@ -6888,7 +5893,7 @@
               <w:rPr>
                 <w:sz w:val="16"/>
               </w:rPr>
-              <w:t>P2, P11, P14</w:t>
+              <w:t>P2, P7, P10</w:t>
             </w:r>
           </w:p>
         </w:tc>
@@ -6905,7 +5910,7 @@
               <w:rPr>
                 <w:sz w:val="16"/>
               </w:rPr>
-              <w:t>P2 reports Worms F1 0.09 on UNSW-NB15 but 0.55 on the NetFlow version. P11 shows reported metrics shift with thresholds and settings. P14 lists data splitting and leakage as common failure modes.</w:t>
+              <w:t>P2 reports Worms F1 0.09 on UNSW-NB15 but 0.55 on the NetFlow version. P7 shows reported metrics shift with thresholds and settings. P10 lists data splitting and leakage as common failure modes.</w:t>
             </w:r>
           </w:p>
         </w:tc>
@@ -6978,7 +5983,7 @@
               <w:rPr>
                 <w:sz w:val="16"/>
               </w:rPr>
-              <w:t>P14</w:t>
+              <w:t>P10</w:t>
             </w:r>
           </w:p>
         </w:tc>
@@ -6994,7 +5999,7 @@
               <w:rPr>
                 <w:sz w:val="16"/>
               </w:rPr>
-              <w:t>P14 lists evaluation failure modes in general (leakage, data splitting, dataset design).</w:t>
+              <w:t>P10 lists evaluation failure modes in general (leakage, data splitting, dataset design).</w:t>
             </w:r>
           </w:p>
         </w:tc>
@@ -7157,7 +6162,7 @@
               <w:rPr>
                 <w:sz w:val="16"/>
               </w:rPr>
-              <w:t>P2, P6, P12</w:t>
+              <w:t>P2, P4, P8</w:t>
             </w:r>
           </w:p>
         </w:tc>
@@ -7173,7 +6178,7 @@
               <w:rPr>
                 <w:sz w:val="16"/>
               </w:rPr>
-              <w:t>P2 reports weighted-average F1 0.98 on UNSW-NB15 while Analysis and Backdoor have F1 0.03 and 0.08. P6 and P12 report weighted F1 only (P12: 0.8934 to 0.9512 on UNSW-NB15).</w:t>
+              <w:t>P2 reports weighted-average F1 0.98 on UNSW-NB15 while Analysis and Backdoor have F1 0.03 and 0.08. P4 and P8 report weighted F1 only (P8: 0.8934 to 0.9512 on UNSW-NB15).</w:t>
             </w:r>
           </w:p>
         </w:tc>
@@ -7206,7 +6211,7 @@
               <w:rPr>
                 <w:sz w:val="16"/>
               </w:rPr>
-              <w:t>P2's own table shows the same effect for a tree model. The GNN papers' scores may hide per-class failures, but we have not seen their per-class UNSW-NB15 results.</w:t>
+              <w:t>P2's own table shows the same effect for a tree model. The GNN papers' scores may hide per-class failures, but we have not seen their per-class UNSW-NB15 results. P5 (Anomal-E) reports macro F1, but for attack-vs-normal detection.</w:t>
             </w:r>
           </w:p>
         </w:tc>
@@ -8201,7 +7206,7 @@
         <w:spacing w:after="40"/>
       </w:pPr>
       <w:r>
-        <w:t>A flow-GNN paper that runs its own no-graph or shuffled-edge control (P6, P7 and P8 compare against other classifiers instead). We ran this control ourselves on UNSW-NB15 for two GNN designs.</w:t>
+        <w:t>A flow-GNN paper that runs its own no-graph or shuffled-edge control (P4, P5 and P6 compare against other classifiers instead). We ran this control ourselves on UNSW-NB15 for two GNN designs.</w:t>
       </w:r>
     </w:p>
     <w:p>
@@ -8249,7 +7254,7 @@
         <w:spacing w:after="40"/>
       </w:pPr>
       <w:r>
-        <w:t>Open the full text of every paper marked 'Abstract only' (P1, P3 to P5, P9, P10, P14 to P18) and confirm the details marked 'not checked'.</w:t>
+        <w:t>Open the full text of every paper marked 'Abstract only' (P1, P3, P10 to P14) and confirm the details marked 'not checked'.</w:t>
       </w:r>
     </w:p>
     <w:p>
@@ -8258,7 +7263,7 @@
         <w:spacing w:after="40"/>
       </w:pPr>
       <w:r>
-        <w:t>Open the journal versions of P6 and P7, since we read the arXiv versions.</w:t>
+        <w:t>Open the journal versions of P4 and P5, since we read the arXiv versions.</w:t>
       </w:r>
     </w:p>
     <w:p>
@@ -8267,7 +7272,7 @@
         <w:spacing w:after="40"/>
       </w:pPr>
       <w:r>
-        <w:t>Check whether P12 (a preprint) has been published, and whether its UNSW-NB15 split is described in enough detail to reproduce.</w:t>
+        <w:t>Check whether P8 (a preprint) has been published, and whether its UNSW-NB15 split is described in enough detail to reproduce.</w:t>
       </w:r>
     </w:p>
     <w:p>
@@ -8285,7 +7290,7 @@
         <w:spacing w:after="40"/>
       </w:pPr>
       <w:r>
-        <w:t>Optional like-for-like check: compute weighted F1 from our saved predictions, so that our results can be set beside P6 and P12, which report weighted F1.</w:t>
+        <w:t>Optional like-for-like check: compute weighted F1 from our saved predictions, so that our results can be set beside P4 and P8, which report weighted F1.</w:t>
       </w:r>
     </w:p>
     <w:p>
@@ -8293,63 +7298,7 @@
         <w:pStyle w:val="Heading1"/>
       </w:pPr>
       <w:r>
-        <w:t>8. Suggested wording for the report</w:t>
-      </w:r>
-    </w:p>
-    <w:p>
-      <w:pPr>
-        <w:spacing w:after="40"/>
-      </w:pPr>
-      <w:r>
-        <w:rPr>
-          <w:b w:val="0"/>
-          <w:i w:val="0"/>
-        </w:rPr>
-        <w:t>Examples that stay within what the table supports:</w:t>
-      </w:r>
-    </w:p>
-    <w:p>
-      <w:pPr>
-        <w:pStyle w:val="ListBullet"/>
-        <w:spacing w:after="40"/>
-      </w:pPr>
-      <w:r>
-        <w:t>"The per-class pattern we see, with Analysis and Backdoor lowest, also appears in the per-class results of Sarhan et al., who used a different classifier and feature set. We read this as a sign that the difficulty is not specific to our pipeline."</w:t>
-      </w:r>
-    </w:p>
-    <w:p>
-      <w:pPr>
-        <w:pStyle w:val="ListBullet"/>
-        <w:spacing w:after="40"/>
-      </w:pPr>
-      <w:r>
-        <w:t>"We did not find earlier work that reports a no-graph control for a flow-level GNN on this dataset, so we cannot say whether our small graph gain (+0.017 macro F1) is typical."</w:t>
-      </w:r>
-    </w:p>
-    <w:p>
-      <w:pPr>
-        <w:pStyle w:val="ListBullet"/>
-        <w:spacing w:after="40"/>
-      </w:pPr>
-      <w:r>
-        <w:t>"Mohamed and Taherdoost also found only a small gain from graph-derived features for a Random Forest on UNSW-NB15 once graph statistics were computed from training data only. Their task was binary and their sample smaller, so the two results are consistent in direction, not in size."</w:t>
-      </w:r>
-    </w:p>
-    <w:p>
-      <w:pPr>
-        <w:pStyle w:val="ListBullet"/>
-        <w:spacing w:after="40"/>
-      </w:pPr>
-      <w:r>
-        <w:t>"Published GNN results usually report weighted F1, which Normal and Generic dominate. Our macro F1 values are therefore not directly comparable with those papers."</w:t>
-      </w:r>
-    </w:p>
-    <w:p>
-      <w:pPr>
-        <w:pStyle w:val="Heading1"/>
-      </w:pPr>
-      <w:r>
-        <w:t>9. How to describe our contribution</w:t>
+        <w:t>8. How to describe our contribution</w:t>
       </w:r>
     </w:p>
     <w:p>
@@ -8400,7 +7349,7 @@
         <w:spacing w:after="40"/>
       </w:pPr>
       <w:r>
-        <w:t>Macro and per-class F1 next to weighted F1, which was about 0.98 for every model we trained and so hides the differences.</w:t>
+        <w:t>Macro and per-class F1 next to weighted F1, which was 0.978 to 0.9825 for the paper-style GNN conditions and the best LightGBM model and so hides the differences.</w:t>
       </w:r>
     </w:p>
     <w:p>
@@ -8409,7 +7358,7 @@
         <w:spacing w:after="40"/>
       </w:pPr>
       <w:r>
-        <w:t>Label overlap as a likely reason Analysis and Backdoor stay near F1 0.17 (about 80% of their rows have a feature twin with another label). This fits the pattern but is not proven as the cause.</w:t>
+        <w:t>Label overlap as one reason Analysis and Backdoor stay near F1 0.17 (about 80% of their training rows have a feature twin with another label). It does not explain everything: a rule that memorises the most common label of each identical-feature group reaches only about F1 0.36 on them.</w:t>
       </w:r>
     </w:p>
     <w:p>

--- a/Our_Work/documents/UNSW-NB15-Literature-Comparison.docx
+++ b/Our_Work/documents/UNSW-NB15-Literature-Comparison.docx
@@ -80,7 +80,7 @@
         <w:spacing w:after="40"/>
       </w:pPr>
       <w:r>
-        <w:t>Table 3 lines our eleven findings (C1 to C11) up against the papers that bear on them.</w:t>
+        <w:t>Table 3 lines our findings (C1 to C13) up against the papers that bear on them.</w:t>
       </w:r>
     </w:p>
     <w:p>
@@ -277,7 +277,7 @@
               <w:rPr>
                 <w:sz w:val="18"/>
               </w:rPr>
-              <w:t>Single-stage LightGBM, weighted vs unweighted: +0.076 macro F1 (95% interval +0.065 to +0.087).</w:t>
+              <w:t>Single-stage LightGBM, weighted vs unweighted: +0.076 macro F1 (95% interval +0.065 to +0.087) on the 80/20 split and +0.075 (+0.066 to +0.084) on the 5:2:3 split. The unweighted model is unstable (macro F1 falls as trees are added), so the gap holds under our LightGBM settings.</w:t>
             </w:r>
           </w:p>
         </w:tc>
@@ -317,7 +317,7 @@
               <w:rPr>
                 <w:sz w:val="18"/>
               </w:rPr>
-              <w:t>A two-stage design (attack or not, then attack type) added a small gain.</w:t>
+              <w:t>A two-stage design (attack or not, then attack type) added a small gain on our first split and none on the 5:2:3 split.</w:t>
             </w:r>
           </w:p>
         </w:tc>
@@ -334,7 +334,7 @@
               <w:rPr>
                 <w:sz w:val="18"/>
               </w:rPr>
-              <w:t>+0.011 (+0.005 to +0.019) over single-stage, both weighted; same sign for all 3 seeds.</w:t>
+              <w:t>80/20 split: +0.011 (+0.005 to +0.019) over single-stage, both weighted; same sign for all 3 seeds. 5:2:3 split (analysis.md, section 12): -0.002 (-0.009 to +0.006).</w:t>
             </w:r>
           </w:p>
         </w:tc>
@@ -556,7 +556,7 @@
               <w:rPr>
                 <w:sz w:val="18"/>
               </w:rPr>
-              <w:t>First GNN: gap 0.084 (0.073 to 0.095); 0.040 without Worms. Paper-style E-GraphSAGE: gap 0.070 to 0.077 (0.060 to 0.088).</w:t>
+              <w:t>First GNN: gap 0.084 (0.073 to 0.095); 0.040 without Worms. Paper-style E-GraphSAGE: gap 0.070 to 0.077 (0.060 to 0.088). 5:2:3 split, improved GNN with graph: gap 0.044 (0.034 to 0.055).</w:t>
             </w:r>
           </w:p>
         </w:tc>
@@ -832,7 +832,118 @@
               <w:rPr>
                 <w:sz w:val="18"/>
               </w:rPr>
-              <w:t>Weighted F1 is 0.978 to 0.9825 for every paper-style GNN condition and for the tree model, while macro F1 ranges from 0.51 to 0.67.</w:t>
+              <w:t>Weighted F1 is 0.978 to 0.9825 for every paper-style GNN condition and for the tree model, while macro F1 ranges from 0.51 to 0.67. On the 5:2:3 split weighted F1 is 0.980 to 0.984 for every model (macro F1 0.58 to 0.67).</w:t>
+            </w:r>
+          </w:p>
+        </w:tc>
+      </w:tr>
+      <w:tr>
+        <w:trPr>
+          <w:cantSplit w:val="true"/>
+        </w:trPr>
+        <w:tc>
+          <w:tcPr>
+            <w:tcW w:type="dxa" w:w="680"/>
+            <w:shd w:val="clear" w:color="auto" w:fill="F2F5F9"/>
+          </w:tcPr>
+          <w:p>
+            <w:pPr>
+              <w:spacing w:after="0"/>
+            </w:pPr>
+            <w:r>
+              <w:rPr>
+                <w:b/>
+                <w:sz w:val="18"/>
+              </w:rPr>
+              <w:t>C12</w:t>
+            </w:r>
+          </w:p>
+        </w:tc>
+        <w:tc>
+          <w:tcPr>
+            <w:tcW w:type="dxa" w:w="5953"/>
+            <w:shd w:val="clear" w:color="auto" w:fill="F2F5F9"/>
+          </w:tcPr>
+          <w:p>
+            <w:pPr>
+              <w:spacing w:after="0"/>
+            </w:pPr>
+            <w:r>
+              <w:rPr>
+                <w:sz w:val="18"/>
+              </w:rPr>
+              <w:t>On a 5:2:3 split like the one in P8, our models score a weighted F1 above the value reported for its model, but we could not reproduce its baselines.</w:t>
+            </w:r>
+          </w:p>
+        </w:tc>
+        <w:tc>
+          <w:tcPr>
+            <w:tcW w:type="dxa" w:w="8220"/>
+            <w:shd w:val="clear" w:color="auto" w:fill="F2F5F9"/>
+          </w:tcPr>
+          <w:p>
+            <w:pPr>
+              <w:spacing w:after="0"/>
+            </w:pPr>
+            <w:r>
+              <w:rPr>
+                <w:sz w:val="18"/>
+              </w:rPr>
+              <w:t>Weighted F1 0.980 to 0.984 for LightGBM (with and without class weights), our E-GraphSAGE-M style network (0.981 to 0.984) and an improved GNN with and without the graph, against 0.9512 (GTCN-G) and 0.8934 (E-GraphSAGE-M) reported by P8. Several settings of P8 are not stated, so this is not an exact replication.</w:t>
+            </w:r>
+          </w:p>
+        </w:tc>
+      </w:tr>
+      <w:tr>
+        <w:trPr>
+          <w:cantSplit w:val="true"/>
+        </w:trPr>
+        <w:tc>
+          <w:tcPr>
+            <w:tcW w:type="dxa" w:w="680"/>
+          </w:tcPr>
+          <w:p>
+            <w:pPr>
+              <w:spacing w:after="0"/>
+            </w:pPr>
+            <w:r>
+              <w:rPr>
+                <w:b/>
+                <w:sz w:val="18"/>
+              </w:rPr>
+              <w:t>C13</w:t>
+            </w:r>
+          </w:p>
+        </w:tc>
+        <w:tc>
+          <w:tcPr>
+            <w:tcW w:type="dxa" w:w="5953"/>
+          </w:tcPr>
+          <w:p>
+            <w:pPr>
+              <w:spacing w:after="0"/>
+            </w:pPr>
+            <w:r>
+              <w:rPr>
+                <w:sz w:val="18"/>
+              </w:rPr>
+              <w:t>On the 5:2:3 split the real graph did not help an improved GNN, and class weights plus validation-tuned class scales gave the best macro F1 (0.667).</w:t>
+            </w:r>
+          </w:p>
+        </w:tc>
+        <w:tc>
+          <w:tcPr>
+            <w:tcW w:type="dxa" w:w="8220"/>
+          </w:tcPr>
+          <w:p>
+            <w:pPr>
+              <w:spacing w:after="0"/>
+            </w:pPr>
+            <w:r>
+              <w:rPr>
+                <w:sz w:val="18"/>
+              </w:rPr>
+              <w:t>Real graph minus no graph: -0.010 macro F1 (-0.018 to -0.002). Tuned class scales minus class weights: +0.012 (+0.006 to +0.017). Seed-42 predictions, 3 training seeds.</w:t>
             </w:r>
           </w:p>
         </w:tc>
@@ -2242,7 +2353,7 @@
               <w:rPr>
                 <w:sz w:val="15"/>
               </w:rPr>
-              <w:t>Train / validation / test = 5:2:3; 10 epochs, mini-batches of 500.</w:t>
+              <w:t>Train / validation / test = 5:2:3; 10 epochs, mini-batches of 500. Whether the split is stratified, and the preprocessing, loss and optimizer, are not stated.</w:t>
             </w:r>
           </w:p>
         </w:tc>
@@ -4341,7 +4452,7 @@
               <w:rPr>
                 <w:sz w:val="16"/>
               </w:rPr>
-              <w:t>Weighted F1, which is dominated by Normal and Generic; 5:2:3 split; no tree baseline.</w:t>
+              <w:t>Weighted F1, which is dominated by Normal and Generic; 5:2:3 split; no tree baseline. Stratification, preprocessing, loss and optimizer are not stated and no code link was found. We ran the stated settings on our data (analysis.md, section 12).</w:t>
             </w:r>
           </w:p>
         </w:tc>
@@ -4358,7 +4469,7 @@
               <w:rPr>
                 <w:sz w:val="16"/>
               </w:rPr>
-              <w:t>C6, C11</w:t>
+              <w:t>C6, C11, C12</w:t>
             </w:r>
           </w:p>
         </w:tc>
@@ -6212,6 +6323,185 @@
                 <w:sz w:val="16"/>
               </w:rPr>
               <w:t>P2's own table shows the same effect for a tree model. The GNN papers' scores may hide per-class failures, but we have not seen their per-class UNSW-NB15 results. P5 (Anomal-E) reports macro F1, but for attack-vs-normal detection.</w:t>
+            </w:r>
+          </w:p>
+        </w:tc>
+      </w:tr>
+      <w:tr>
+        <w:trPr>
+          <w:cantSplit w:val="true"/>
+        </w:trPr>
+        <w:tc>
+          <w:tcPr>
+            <w:tcW w:type="dxa" w:w="2154"/>
+            <w:shd w:val="clear" w:color="auto" w:fill="F2F5F9"/>
+          </w:tcPr>
+          <w:p>
+            <w:pPr>
+              <w:spacing w:after="0"/>
+            </w:pPr>
+            <w:r>
+              <w:rPr>
+                <w:b/>
+                <w:sz w:val="16"/>
+              </w:rPr>
+              <w:t>C12 Our models' weighted F1 on a 5:2:3 split is above P8's reported value</w:t>
+            </w:r>
+          </w:p>
+        </w:tc>
+        <w:tc>
+          <w:tcPr>
+            <w:tcW w:type="dxa" w:w="1247"/>
+            <w:shd w:val="clear" w:color="auto" w:fill="F2F5F9"/>
+          </w:tcPr>
+          <w:p>
+            <w:pPr>
+              <w:spacing w:after="0"/>
+            </w:pPr>
+            <w:r>
+              <w:rPr>
+                <w:sz w:val="16"/>
+              </w:rPr>
+              <w:t>P8</w:t>
+            </w:r>
+          </w:p>
+        </w:tc>
+        <w:tc>
+          <w:tcPr>
+            <w:tcW w:type="dxa" w:w="4876"/>
+            <w:shd w:val="clear" w:color="auto" w:fill="F2F5F9"/>
+          </w:tcPr>
+          <w:p>
+            <w:pPr>
+              <w:spacing w:after="0"/>
+            </w:pPr>
+            <w:r>
+              <w:rPr>
+                <w:sz w:val="16"/>
+              </w:rPr>
+              <w:t>P8 reports weighted F1 on 10-class UNSW-NB15 (5:2:3 split, 10 epochs, batches of 500): GTCN-G 0.9512, GAT 0.9178, E-GraphSAGE-M 0.8934, E-GraphSAGE 0.8756. Split type, preprocessing, loss and optimizer are not stated; no code found.</w:t>
+            </w:r>
+          </w:p>
+        </w:tc>
+        <w:tc>
+          <w:tcPr>
+            <w:tcW w:type="dxa" w:w="1928"/>
+            <w:shd w:val="clear" w:color="auto" w:fill="F2F5F9"/>
+          </w:tcPr>
+          <w:p>
+            <w:pPr>
+              <w:spacing w:after="0"/>
+            </w:pPr>
+            <w:r>
+              <w:rPr>
+                <w:b/>
+                <w:sz w:val="16"/>
+              </w:rPr>
+              <w:t>Not reproduced</w:t>
+            </w:r>
+          </w:p>
+        </w:tc>
+        <w:tc>
+          <w:tcPr>
+            <w:tcW w:type="dxa" w:w="4649"/>
+            <w:shd w:val="clear" w:color="auto" w:fill="F2F5F9"/>
+          </w:tcPr>
+          <w:p>
+            <w:pPr>
+              <w:spacing w:after="0"/>
+            </w:pPr>
+            <w:r>
+              <w:rPr>
+                <w:sz w:val="16"/>
+              </w:rPr>
+              <w:t>Our E-GraphSAGE-M style network scores 0.981 to 0.984 where P8 reports 0.8934 for its version, and LightGBM without a graph scores 0.980 to 0.983. The gap is probably a setup difference; we do not claim an improvement over P8.</w:t>
+            </w:r>
+          </w:p>
+        </w:tc>
+      </w:tr>
+      <w:tr>
+        <w:trPr>
+          <w:cantSplit w:val="true"/>
+        </w:trPr>
+        <w:tc>
+          <w:tcPr>
+            <w:tcW w:type="dxa" w:w="2154"/>
+          </w:tcPr>
+          <w:p>
+            <w:pPr>
+              <w:spacing w:after="0"/>
+            </w:pPr>
+            <w:r>
+              <w:rPr>
+                <w:b/>
+                <w:sz w:val="16"/>
+              </w:rPr>
+              <w:t>C13 On the 5:2:3 split the real graph did not help, and tuned class scales gave the best macro F1</w:t>
+            </w:r>
+          </w:p>
+        </w:tc>
+        <w:tc>
+          <w:tcPr>
+            <w:tcW w:type="dxa" w:w="1247"/>
+          </w:tcPr>
+          <w:p>
+            <w:pPr>
+              <w:spacing w:after="0"/>
+            </w:pPr>
+            <w:r>
+              <w:rPr>
+                <w:sz w:val="16"/>
+              </w:rPr>
+              <w:t>P4, P8</w:t>
+            </w:r>
+          </w:p>
+        </w:tc>
+        <w:tc>
+          <w:tcPr>
+            <w:tcW w:type="dxa" w:w="4876"/>
+          </w:tcPr>
+          <w:p>
+            <w:pPr>
+              <w:spacing w:after="0"/>
+            </w:pPr>
+            <w:r>
+              <w:rPr>
+                <w:sz w:val="16"/>
+              </w:rPr>
+              <w:t>P4 and P8 report graph models without a no-graph control of their own as far as we read; P8 has no tree baseline.</w:t>
+            </w:r>
+          </w:p>
+        </w:tc>
+        <w:tc>
+          <w:tcPr>
+            <w:tcW w:type="dxa" w:w="1928"/>
+          </w:tcPr>
+          <w:p>
+            <w:pPr>
+              <w:spacing w:after="0"/>
+            </w:pPr>
+            <w:r>
+              <w:rPr>
+                <w:b/>
+                <w:sz w:val="16"/>
+              </w:rPr>
+              <w:t>No direct evidence</w:t>
+            </w:r>
+          </w:p>
+        </w:tc>
+        <w:tc>
+          <w:tcPr>
+            <w:tcW w:type="dxa" w:w="4649"/>
+          </w:tcPr>
+          <w:p>
+            <w:pPr>
+              <w:spacing w:after="0"/>
+            </w:pPr>
+            <w:r>
+              <w:rPr>
+                <w:sz w:val="16"/>
+              </w:rPr>
+              <w:t>Improved GNN, real graph minus no graph: -0.010 macro F1 (-0.018 to -0.002). Class-weighted LightGBM with class scales tuned on validation: macro F1 0.667.</w:t>
             </w:r>
           </w:p>
         </w:tc>
@@ -7272,7 +7562,7 @@
         <w:spacing w:after="40"/>
       </w:pPr>
       <w:r>
-        <w:t>Check whether P8 (a preprint) has been published, and whether its UNSW-NB15 split is described in enough detail to reproduce.</w:t>
+        <w:t>Check whether P8 (a preprint) has been published and whether a later version describes its split, preprocessing and loss; the arXiv text we read leaves them out.</w:t>
       </w:r>
     </w:p>
     <w:p>
@@ -7282,15 +7572,6 @@
       </w:pPr>
       <w:r>
         <w:t>Not yet searched: method references we may cite for our own settings (GraphSAGE, LightGBM, SMOTE) and the original dataset paper's DOI.</w:t>
-      </w:r>
-    </w:p>
-    <w:p>
-      <w:pPr>
-        <w:pStyle w:val="ListBullet"/>
-        <w:spacing w:after="40"/>
-      </w:pPr>
-      <w:r>
-        <w:t>Optional like-for-like check: compute weighted F1 from our saved predictions, so that our results can be set beside P4 and P8, which report weighted F1.</w:t>
       </w:r>
     </w:p>
     <w:p>
@@ -7332,6 +7613,15 @@
       </w:pPr>
       <w:r>
         <w:t>No-graph and shuffled-edge controls for two GNN designs. We did not find these controls in the GNN papers we read.</w:t>
+      </w:r>
+    </w:p>
+    <w:p>
+      <w:pPr>
+        <w:pStyle w:val="ListBullet"/>
+        <w:spacing w:after="40"/>
+      </w:pPr>
+      <w:r>
+        <w:t>A replication of the stated settings of the GTCN-G paper (P8) on our data: weighted F1 0.980 to 0.984 for all our models against 0.9512, a graph-free tree model among them, but its baselines were not reproduced, so this is not claimed as an improvement.</w:t>
       </w:r>
     </w:p>
     <w:p>

--- a/Our_Work/documents/UNSW-NB15-Literature-Comparison.docx
+++ b/Our_Work/documents/UNSW-NB15-Literature-Comparison.docx
@@ -6379,7 +6379,7 @@
               <w:rPr>
                 <w:sz w:val="16"/>
               </w:rPr>
-              <w:t>P8 reports weighted F1 on 10-class UNSW-NB15 (5:2:3 split, 10 epochs, batches of 500): GTCN-G 0.9512, GAT 0.9178, E-GraphSAGE-M 0.8934, E-GraphSAGE 0.8756. Split type, preprocessing, loss and optimizer are not stated; no code found.</w:t>
+              <w:t>P8 reports weighted F1 on 10-class UNSW-NB15 (5:2:3 split, 10 epochs, batches of 500): GTCN-G 0.9512, GAT 0.9178, E-GraphSAGE-M 0.8934, E-GraphSAGE 0.8756. Its UNSW-NB15 data has 700,001 examples (Table I), against 2,042,340 flows in ours. Split type, preprocessing, loss and optimizer are not stated; no code found.</w:t>
             </w:r>
           </w:p>
         </w:tc>

--- a/Our_Work/documents/UNSW-NB15-Literature-Comparison.docx
+++ b/Our_Work/documents/UNSW-NB15-Literature-Comparison.docx
@@ -6289,7 +6289,7 @@
               <w:rPr>
                 <w:sz w:val="16"/>
               </w:rPr>
-              <w:t>P2 reports weighted-average F1 0.98 on UNSW-NB15 while Analysis and Backdoor have F1 0.03 and 0.08. P4 and P8 report weighted F1 only (P8: 0.8934 to 0.9512 on UNSW-NB15).</w:t>
+              <w:t>P2 reports weighted-average F1 0.98 on UNSW-NB15 while Analysis and Backdoor have F1 0.03 and 0.08. P4 reports weighted F1 only; P8 reports F1, weighted for its 10-class task (0.8934 to 0.9512 on UNSW-NB15).</w:t>
             </w:r>
           </w:p>
         </w:tc>

--- a/Our_Work/documents/UNSW-NB15-Literature-Comparison.docx
+++ b/Our_Work/documents/UNSW-NB15-Literature-Comparison.docx
@@ -80,7 +80,7 @@
         <w:spacing w:after="40"/>
       </w:pPr>
       <w:r>
-        <w:t>Table 3 lines our findings (C1 to C13) up against the papers that bear on them.</w:t>
+        <w:t>Table 3 lines our findings (C1 to C15) up against the papers that bear on them.</w:t>
       </w:r>
     </w:p>
     <w:p>
@@ -948,6 +948,117 @@
           </w:p>
         </w:tc>
       </w:tr>
+      <w:tr>
+        <w:trPr>
+          <w:cantSplit w:val="true"/>
+        </w:trPr>
+        <w:tc>
+          <w:tcPr>
+            <w:tcW w:type="dxa" w:w="680"/>
+            <w:shd w:val="clear" w:color="auto" w:fill="F2F5F9"/>
+          </w:tcPr>
+          <w:p>
+            <w:pPr>
+              <w:spacing w:after="0"/>
+            </w:pPr>
+            <w:r>
+              <w:rPr>
+                <w:b/>
+                <w:sz w:val="18"/>
+              </w:rPr>
+              <w:t>C14</w:t>
+            </w:r>
+          </w:p>
+        </w:tc>
+        <w:tc>
+          <w:tcPr>
+            <w:tcW w:type="dxa" w:w="5953"/>
+            <w:shd w:val="clear" w:color="auto" w:fill="F2F5F9"/>
+          </w:tcPr>
+          <w:p>
+            <w:pPr>
+              <w:spacing w:after="0"/>
+            </w:pPr>
+            <w:r>
+              <w:rPr>
+                <w:sz w:val="18"/>
+              </w:rPr>
+              <w:t>The data of P8 matches the first raw UNSW-NB15 file (700,001 flows, same class mix). Predicting Normal for every flow scores about 0.953 weighted F1 on that class mix, above the 0.9512 reported for GTCN-G; our E-GraphSAGE-M style baseline scores 0.993 on that file with duplicates removed.</w:t>
+            </w:r>
+          </w:p>
+        </w:tc>
+        <w:tc>
+          <w:tcPr>
+            <w:tcW w:type="dxa" w:w="8220"/>
+            <w:shd w:val="clear" w:color="auto" w:fill="F2F5F9"/>
+          </w:tcPr>
+          <w:p>
+            <w:pPr>
+              <w:spacing w:after="0"/>
+            </w:pPr>
+            <w:r>
+              <w:rPr>
+                <w:sz w:val="18"/>
+              </w:rPr>
+              <w:t>Rows and class shares of the four raw files agree with P8's Tables I and II for the first file only. Baseline weighted F1 0.9928 ± 0.0002 (3 seeds). The 0.953 is computed from the stated Normal share (96.83%) and assumes the test set has about that class mix.</w:t>
+            </w:r>
+          </w:p>
+        </w:tc>
+      </w:tr>
+      <w:tr>
+        <w:trPr>
+          <w:cantSplit w:val="true"/>
+        </w:trPr>
+        <w:tc>
+          <w:tcPr>
+            <w:tcW w:type="dxa" w:w="680"/>
+          </w:tcPr>
+          <w:p>
+            <w:pPr>
+              <w:spacing w:after="0"/>
+            </w:pPr>
+            <w:r>
+              <w:rPr>
+                <w:b/>
+                <w:sz w:val="18"/>
+              </w:rPr>
+              <w:t>C15</w:t>
+            </w:r>
+          </w:p>
+        </w:tc>
+        <w:tc>
+          <w:tcPr>
+            <w:tcW w:type="dxa" w:w="5953"/>
+          </w:tcPr>
+          <w:p>
+            <w:pPr>
+              <w:spacing w:after="0"/>
+            </w:pPr>
+            <w:r>
+              <w:rPr>
+                <w:sz w:val="18"/>
+              </w:rPr>
+              <w:t>Our GTCN-G style model (own implementation with simplifications) is not better than the simple network on that data. Without its residual branch macro F1 falls by 0.11; attention, temporal and graph convolution branches show no measurable effect; neighbours add about 0.001 weighted F1. Class weights and a logit-adjusted loss did not raise macro F1; 81% to 85% of Analysis and Backdoor flows have an identical-feature twin of another class.</w:t>
+            </w:r>
+          </w:p>
+        </w:tc>
+        <w:tc>
+          <w:tcPr>
+            <w:tcW w:type="dxa" w:w="8220"/>
+          </w:tcPr>
+          <w:p>
+            <w:pPr>
+              <w:spacing w:after="0"/>
+            </w:pPr>
+            <w:r>
+              <w:rPr>
+                <w:sz w:val="18"/>
+              </w:rPr>
+              <w:t>Full 0.9925 / 0.550 against baseline 0.9928 / 0.562 (weighted / macro F1, 3 seeds); full minus no residual +0.108 macro F1 (+0.092 to +0.122); full minus isolated flows +0.0012 weighted F1 (+0.0009 to +0.0015); loss changes -0.030 to +0.013 macro F1.</w:t>
+            </w:r>
+          </w:p>
+        </w:tc>
+      </w:tr>
     </w:tbl>
     <w:p>
       <w:pPr>
@@ -6502,6 +6613,185 @@
                 <w:sz w:val="16"/>
               </w:rPr>
               <w:t>Improved GNN, real graph minus no graph: -0.010 macro F1 (-0.018 to -0.002). Class-weighted LightGBM with class scales tuned on validation: macro F1 0.667.</w:t>
+            </w:r>
+          </w:p>
+        </w:tc>
+      </w:tr>
+      <w:tr>
+        <w:trPr>
+          <w:cantSplit w:val="true"/>
+        </w:trPr>
+        <w:tc>
+          <w:tcPr>
+            <w:tcW w:type="dxa" w:w="2154"/>
+            <w:shd w:val="clear" w:color="auto" w:fill="F2F5F9"/>
+          </w:tcPr>
+          <w:p>
+            <w:pPr>
+              <w:spacing w:after="0"/>
+            </w:pPr>
+            <w:r>
+              <w:rPr>
+                <w:b/>
+                <w:sz w:val="16"/>
+              </w:rPr>
+              <w:t>C14 The data of P8 is the first raw file; predicting Normal scores above P8's GTCN-G value</w:t>
+            </w:r>
+          </w:p>
+        </w:tc>
+        <w:tc>
+          <w:tcPr>
+            <w:tcW w:type="dxa" w:w="1247"/>
+            <w:shd w:val="clear" w:color="auto" w:fill="F2F5F9"/>
+          </w:tcPr>
+          <w:p>
+            <w:pPr>
+              <w:spacing w:after="0"/>
+            </w:pPr>
+            <w:r>
+              <w:rPr>
+                <w:sz w:val="16"/>
+              </w:rPr>
+              <w:t>P8</w:t>
+            </w:r>
+          </w:p>
+        </w:tc>
+        <w:tc>
+          <w:tcPr>
+            <w:tcW w:type="dxa" w:w="4876"/>
+            <w:shd w:val="clear" w:color="auto" w:fill="F2F5F9"/>
+          </w:tcPr>
+          <w:p>
+            <w:pPr>
+              <w:spacing w:after="0"/>
+            </w:pPr>
+            <w:r>
+              <w:rPr>
+                <w:sz w:val="16"/>
+              </w:rPr>
+              <w:t>P8 gives 700,001 examples and 96.83% Normal (Table I) and does not name the file or state its split; its scores are 0.8756 to 0.9512.</w:t>
+            </w:r>
+          </w:p>
+        </w:tc>
+        <w:tc>
+          <w:tcPr>
+            <w:tcW w:type="dxa" w:w="1928"/>
+            <w:shd w:val="clear" w:color="auto" w:fill="F2F5F9"/>
+          </w:tcPr>
+          <w:p>
+            <w:pPr>
+              <w:spacing w:after="0"/>
+            </w:pPr>
+            <w:r>
+              <w:rPr>
+                <w:b/>
+                <w:sz w:val="16"/>
+              </w:rPr>
+              <w:t>Consistent with a weak or undertrained baseline in P8; not shown</w:t>
+            </w:r>
+          </w:p>
+        </w:tc>
+        <w:tc>
+          <w:tcPr>
+            <w:tcW w:type="dxa" w:w="4649"/>
+            <w:shd w:val="clear" w:color="auto" w:fill="F2F5F9"/>
+          </w:tcPr>
+          <w:p>
+            <w:pPr>
+              <w:spacing w:after="0"/>
+            </w:pPr>
+            <w:r>
+              <w:rPr>
+                <w:sz w:val="16"/>
+              </w:rPr>
+              <w:t>The first raw file matches Tables I and II exactly; predicting Normal gives about 0.953 on that class mix; our baseline scores 0.993.</w:t>
+            </w:r>
+          </w:p>
+        </w:tc>
+      </w:tr>
+      <w:tr>
+        <w:trPr>
+          <w:cantSplit w:val="true"/>
+        </w:trPr>
+        <w:tc>
+          <w:tcPr>
+            <w:tcW w:type="dxa" w:w="2154"/>
+          </w:tcPr>
+          <w:p>
+            <w:pPr>
+              <w:spacing w:after="0"/>
+            </w:pPr>
+            <w:r>
+              <w:rPr>
+                <w:b/>
+                <w:sz w:val="16"/>
+              </w:rPr>
+              <w:t>C15 A GTCN-G style model does not beat the simple network; the residual branch matters, attention and temporal branches show no effect</w:t>
+            </w:r>
+          </w:p>
+        </w:tc>
+        <w:tc>
+          <w:tcPr>
+            <w:tcW w:type="dxa" w:w="1247"/>
+          </w:tcPr>
+          <w:p>
+            <w:pPr>
+              <w:spacing w:after="0"/>
+            </w:pPr>
+            <w:r>
+              <w:rPr>
+                <w:sz w:val="16"/>
+              </w:rPr>
+              <w:t>P8</w:t>
+            </w:r>
+          </w:p>
+        </w:tc>
+        <w:tc>
+          <w:tcPr>
+            <w:tcW w:type="dxa" w:w="4876"/>
+          </w:tcPr>
+          <w:p>
+            <w:pPr>
+              <w:spacing w:after="0"/>
+            </w:pPr>
+            <w:r>
+              <w:rPr>
+                <w:sz w:val="16"/>
+              </w:rPr>
+              <w:t>P8 reports GTCN-G above GAT above E-GraphSAGE-M and attributes the gain to attention, temporal fusion and the residual connection.</w:t>
+            </w:r>
+          </w:p>
+        </w:tc>
+        <w:tc>
+          <w:tcPr>
+            <w:tcW w:type="dxa" w:w="1928"/>
+          </w:tcPr>
+          <w:p>
+            <w:pPr>
+              <w:spacing w:after="0"/>
+            </w:pPr>
+            <w:r>
+              <w:rPr>
+                <w:b/>
+                <w:sz w:val="16"/>
+              </w:rPr>
+              <w:t>Not reproduced for our implementation</w:t>
+            </w:r>
+          </w:p>
+        </w:tc>
+        <w:tc>
+          <w:tcPr>
+            <w:tcW w:type="dxa" w:w="4649"/>
+          </w:tcPr>
+          <w:p>
+            <w:pPr>
+              <w:spacing w:after="0"/>
+            </w:pPr>
+            <w:r>
+              <w:rPr>
+                <w:sz w:val="16"/>
+              </w:rPr>
+              <w:t>Our own implementation with simplifications, 3 seeds: full 0.9925 / 0.550 against 0.9928 / 0.562 for the baseline network; no residual branch 0.9899 / 0.439.</w:t>
             </w:r>
           </w:p>
         </w:tc>

--- a/Our_Work/documents/UNSW-NB15-Literature-Comparison.docx
+++ b/Our_Work/documents/UNSW-NB15-Literature-Comparison.docx
@@ -80,7 +80,7 @@
         <w:spacing w:after="40"/>
       </w:pPr>
       <w:r>
-        <w:t>Table 3 lines our findings (C1 to C15) up against the papers that bear on them.</w:t>
+        <w:t>Table 3 lines our findings (C1 to C16) up against the papers that bear on them.</w:t>
       </w:r>
     </w:p>
     <w:p>
@@ -1000,7 +1000,7 @@
               <w:rPr>
                 <w:sz w:val="18"/>
               </w:rPr>
-              <w:t>Rows and class shares of the four raw files agree with P8's Tables I and II for the first file only. Baseline weighted F1 0.9928 ± 0.0002 (3 seeds). The 0.953 is computed from the stated Normal share (96.83%) and assumes the test set has about that class mix.</w:t>
+              <w:t>Rows and class shares of the four raw files agree with P8's Tables I and II for the first file only. Baseline weighted F1 0.9928 +/- 0.0002 (3 seeds). The 0.953 is computed from the stated Normal share (96.83%) and assumes the test set has about that class mix.</w:t>
             </w:r>
           </w:p>
         </w:tc>
@@ -1055,6 +1055,63 @@
                 <w:sz w:val="18"/>
               </w:rPr>
               <w:t>Full 0.9925 / 0.550 against baseline 0.9928 / 0.562 (weighted / macro F1, 3 seeds); full minus no residual +0.108 macro F1 (+0.092 to +0.122); full minus isolated flows +0.0012 weighted F1 (+0.0009 to +0.0015); loss changes -0.030 to +0.013 macro F1.</w:t>
+            </w:r>
+          </w:p>
+        </w:tc>
+      </w:tr>
+      <w:tr>
+        <w:trPr>
+          <w:cantSplit w:val="true"/>
+        </w:trPr>
+        <w:tc>
+          <w:tcPr>
+            <w:tcW w:type="dxa" w:w="680"/>
+            <w:shd w:val="clear" w:color="auto" w:fill="F2F5F9"/>
+          </w:tcPr>
+          <w:p>
+            <w:pPr>
+              <w:spacing w:after="0"/>
+            </w:pPr>
+            <w:r>
+              <w:rPr>
+                <w:b/>
+                <w:sz w:val="18"/>
+              </w:rPr>
+              <w:t>C16</w:t>
+            </w:r>
+          </w:p>
+        </w:tc>
+        <w:tc>
+          <w:tcPr>
+            <w:tcW w:type="dxa" w:w="5953"/>
+            <w:shd w:val="clear" w:color="auto" w:fill="F2F5F9"/>
+          </w:tcPr>
+          <w:p>
+            <w:pPr>
+              <w:spacing w:after="0"/>
+            </w:pPr>
+            <w:r>
+              <w:rPr>
+                <w:sz w:val="18"/>
+              </w:rPr>
+              <w:t>On the data of P8, the overlap of Analysis, Backdoor and DoS with other classes is not removed by the raw columns we dropped, the IP addresses or the time order, and a set of about 2.3 to 2.7 attack classes (class-conditional conformal prediction) holds the true class of those flows for 83% to 92% of detected flows, against 20% to 35% for one label.</w:t>
+            </w:r>
+          </w:p>
+        </w:tc>
+        <w:tc>
+          <w:tcPr>
+            <w:tcW w:type="dxa" w:w="8220"/>
+            <w:shd w:val="clear" w:color="auto" w:fill="F2F5F9"/>
+          </w:tcPr>
+          <w:p>
+            <w:pPr>
+              <w:spacing w:after="0"/>
+            </w:pPr>
+            <w:r>
+              <w:rPr>
+                <w:sz w:val="18"/>
+              </w:rPr>
+              <w:t>Twin shares 80.6%, 84.5%, 33.8% unchanged with the dropped columns; IP pair 24.0% to 24.7% accuracy on 1,445 ambiguous flows; sets: Analysis 0.887, Backdoor 0.830, DoS 0.916 at alpha 0.10 (3 seeds, 89 to 247 test flows); no more efficient than a fixed top-3.</w:t>
             </w:r>
           </w:p>
         </w:tc>
